--- a/Concurrency Collection Framework documents.docx
+++ b/Concurrency Collection Framework documents.docx
@@ -29,6 +29,9 @@
     <w:p/>
     <w:p>
       <w:r>
+        <w:rPr>
+          <w:noProof/>
+        </w:rPr>
         <w:drawing>
           <wp:inline distT="0" distB="0" distL="0" distR="0" wp14:anchorId="584D1EAD" wp14:editId="24E4D97F">
             <wp:extent cx="5731510" cy="3654425"/>
@@ -81,6 +84,9 @@
     </w:p>
     <w:p>
       <w:r>
+        <w:rPr>
+          <w:noProof/>
+        </w:rPr>
         <w:drawing>
           <wp:inline distT="0" distB="0" distL="0" distR="0" wp14:anchorId="219EAFB0" wp14:editId="64CE903F">
             <wp:extent cx="5731510" cy="1950720"/>
@@ -133,6 +139,9 @@
     </w:p>
     <w:p>
       <w:r>
+        <w:rPr>
+          <w:noProof/>
+        </w:rPr>
         <mc:AlternateContent>
           <mc:Choice Requires="wps">
             <w:drawing>
@@ -322,7 +331,7 @@
     <w:p>
       <w:r>
         <w:pict w14:anchorId="63389EB0">
-          <v:rect id="_x0000_i1055" style="width:0;height:1.5pt" o:hralign="center" o:hrstd="t" o:hr="t" fillcolor="#a0a0a0" stroked="f"/>
+          <v:rect id="_x0000_i1025" style="width:0;height:1.5pt" o:hralign="center" o:hrstd="t" o:hr="t" fillcolor="#a0a0a0" stroked="f"/>
         </w:pict>
       </w:r>
     </w:p>
@@ -419,7 +428,7 @@
     <w:p>
       <w:r>
         <w:pict w14:anchorId="0E2CA327">
-          <v:rect id="_x0000_i1056" style="width:0;height:1.5pt" o:hralign="center" o:hrstd="t" o:hr="t" fillcolor="#a0a0a0" stroked="f"/>
+          <v:rect id="_x0000_i1026" style="width:0;height:1.5pt" o:hralign="center" o:hrstd="t" o:hr="t" fillcolor="#a0a0a0" stroked="f"/>
         </w:pict>
       </w:r>
     </w:p>
@@ -516,10 +525,19 @@
       </w:r>
       <w:proofErr w:type="spellStart"/>
       <w:r>
-        <w:t>Collections.synchronizedList</w:t>
+        <w:t>Collections.</w:t>
+      </w:r>
+      <w:r>
+        <w:rPr>
+          <w:highlight w:val="yellow"/>
+        </w:rPr>
+        <w:t>synchronizedList</w:t>
       </w:r>
       <w:proofErr w:type="spellEnd"/>
       <w:r>
+        <w:rPr>
+          <w:highlight w:val="yellow"/>
+        </w:rPr>
         <w:t>()</w:t>
       </w:r>
     </w:p>
@@ -590,14 +608,23 @@
       </w:r>
       <w:proofErr w:type="spellStart"/>
       <w:r>
+        <w:rPr>
+          <w:highlight w:val="yellow"/>
+        </w:rPr>
         <w:t>ConcurrentHashMap</w:t>
       </w:r>
       <w:proofErr w:type="spellEnd"/>
       <w:r>
+        <w:rPr>
+          <w:highlight w:val="yellow"/>
+        </w:rPr>
         <w:t xml:space="preserve">, </w:t>
       </w:r>
       <w:proofErr w:type="spellStart"/>
       <w:r>
+        <w:rPr>
+          <w:highlight w:val="yellow"/>
+        </w:rPr>
         <w:t>CopyOnWriteArrayList</w:t>
       </w:r>
       <w:proofErr w:type="spellEnd"/>
@@ -640,6 +667,9 @@
     </w:p>
     <w:p>
       <w:r>
+        <w:rPr>
+          <w:noProof/>
+        </w:rPr>
         <mc:AlternateContent>
           <mc:Choice Requires="wps">
             <w:drawing>
@@ -710,6 +740,9 @@
     </w:p>
     <w:p>
       <w:r>
+        <w:rPr>
+          <w:noProof/>
+        </w:rPr>
         <w:drawing>
           <wp:inline distT="0" distB="0" distL="0" distR="0" wp14:anchorId="6030AF0B" wp14:editId="5341F1DA">
             <wp:extent cx="5731510" cy="3101340"/>
@@ -762,6 +795,9 @@
     </w:p>
     <w:p>
       <w:r>
+        <w:rPr>
+          <w:noProof/>
+        </w:rPr>
         <mc:AlternateContent>
           <mc:Choice Requires="wps">
             <w:drawing>
@@ -833,7 +869,7 @@
     <w:p>
       <w:r>
         <w:pict w14:anchorId="1F0509ED">
-          <v:rect id="_x0000_i1254" style="width:0;height:1.5pt" o:hralign="center" o:hrstd="t" o:hr="t" fillcolor="#a0a0a0" stroked="f"/>
+          <v:rect id="_x0000_i1027" style="width:0;height:1.5pt" o:hralign="center" o:hrstd="t" o:hr="t" fillcolor="#a0a0a0" stroked="f"/>
         </w:pict>
       </w:r>
     </w:p>
@@ -948,7 +984,7 @@
     <w:p>
       <w:r>
         <w:pict w14:anchorId="1F5A7FF3">
-          <v:rect id="_x0000_i1255" style="width:0;height:1.5pt" o:hralign="center" o:hrstd="t" o:hr="t" fillcolor="#a0a0a0" stroked="f"/>
+          <v:rect id="_x0000_i1028" style="width:0;height:1.5pt" o:hralign="center" o:hrstd="t" o:hr="t" fillcolor="#a0a0a0" stroked="f"/>
         </w:pict>
       </w:r>
     </w:p>
@@ -1110,7 +1146,7 @@
     <w:p>
       <w:r>
         <w:pict w14:anchorId="6DEB3F41">
-          <v:rect id="_x0000_i1256" style="width:0;height:1.5pt" o:hralign="center" o:hrstd="t" o:hr="t" fillcolor="#a0a0a0" stroked="f"/>
+          <v:rect id="_x0000_i1029" style="width:0;height:1.5pt" o:hralign="center" o:hrstd="t" o:hr="t" fillcolor="#a0a0a0" stroked="f"/>
         </w:pict>
       </w:r>
     </w:p>
@@ -1200,7 +1236,7 @@
     <w:p>
       <w:r>
         <w:pict w14:anchorId="74E6805E">
-          <v:rect id="_x0000_i1257" style="width:0;height:1.5pt" o:hralign="center" o:hrstd="t" o:hr="t" fillcolor="#a0a0a0" stroked="f"/>
+          <v:rect id="_x0000_i1030" style="width:0;height:1.5pt" o:hralign="center" o:hrstd="t" o:hr="t" fillcolor="#a0a0a0" stroked="f"/>
         </w:pict>
       </w:r>
     </w:p>
@@ -1491,7 +1527,7 @@
     <w:p>
       <w:r>
         <w:pict w14:anchorId="49D79BBF">
-          <v:rect id="_x0000_i1258" style="width:0;height:1.5pt" o:hralign="center" o:hrstd="t" o:hr="t" fillcolor="#a0a0a0" stroked="f"/>
+          <v:rect id="_x0000_i1031" style="width:0;height:1.5pt" o:hralign="center" o:hrstd="t" o:hr="t" fillcolor="#a0a0a0" stroked="f"/>
         </w:pict>
       </w:r>
     </w:p>
@@ -1593,7 +1629,7 @@
     <w:p>
       <w:r>
         <w:pict w14:anchorId="6F7EC321">
-          <v:rect id="_x0000_i1259" style="width:0;height:1.5pt" o:hralign="center" o:hrstd="t" o:hr="t" fillcolor="#a0a0a0" stroked="f"/>
+          <v:rect id="_x0000_i1032" style="width:0;height:1.5pt" o:hralign="center" o:hrstd="t" o:hr="t" fillcolor="#a0a0a0" stroked="f"/>
         </w:pict>
       </w:r>
     </w:p>
@@ -2013,7 +2049,7 @@
     <w:p>
       <w:r>
         <w:pict w14:anchorId="6D10B389">
-          <v:rect id="_x0000_i1260" style="width:0;height:1.5pt" o:hralign="center" o:hrstd="t" o:hr="t" fillcolor="#a0a0a0" stroked="f"/>
+          <v:rect id="_x0000_i1033" style="width:0;height:1.5pt" o:hralign="center" o:hrstd="t" o:hr="t" fillcolor="#a0a0a0" stroked="f"/>
         </w:pict>
       </w:r>
     </w:p>
@@ -2120,7 +2156,7 @@
     <w:p>
       <w:r>
         <w:pict w14:anchorId="34C47400">
-          <v:rect id="_x0000_i1261" style="width:0;height:1.5pt" o:hralign="center" o:hrstd="t" o:hr="t" fillcolor="#a0a0a0" stroked="f"/>
+          <v:rect id="_x0000_i1034" style="width:0;height:1.5pt" o:hralign="center" o:hrstd="t" o:hr="t" fillcolor="#a0a0a0" stroked="f"/>
         </w:pict>
       </w:r>
     </w:p>
@@ -2156,8 +2192,14 @@
           <w:ilvl w:val="0"/>
           <w:numId w:val="28"/>
         </w:numPr>
-      </w:pPr>
-      <w:r>
+        <w:rPr>
+          <w:highlight w:val="yellow"/>
+        </w:rPr>
+      </w:pPr>
+      <w:r>
+        <w:rPr>
+          <w:highlight w:val="yellow"/>
+        </w:rPr>
         <w:t>High write concurrency causes heavy shifting</w:t>
       </w:r>
     </w:p>
@@ -2169,12 +2211,19 @@
         </w:numPr>
       </w:pPr>
       <w:r>
-        <w:t xml:space="preserve">Copy-on-write is optimal only for </w:t>
-      </w:r>
-      <w:r>
-        <w:rPr>
-          <w:b/>
-          <w:bCs/>
+        <w:t xml:space="preserve">Copy-on-write is optimal only </w:t>
+      </w:r>
+      <w:r>
+        <w:rPr>
+          <w:highlight w:val="yellow"/>
+        </w:rPr>
+        <w:t xml:space="preserve">for </w:t>
+      </w:r>
+      <w:r>
+        <w:rPr>
+          <w:b/>
+          <w:bCs/>
+          <w:highlight w:val="yellow"/>
         </w:rPr>
         <w:t>read-heavy</w:t>
       </w:r>
@@ -2196,7 +2245,7 @@
     <w:p>
       <w:r>
         <w:pict w14:anchorId="6FA2E6C2">
-          <v:rect id="_x0000_i1262" style="width:0;height:1.5pt" o:hralign="center" o:hrstd="t" o:hr="t" fillcolor="#a0a0a0" stroked="f"/>
+          <v:rect id="_x0000_i1035" style="width:0;height:1.5pt" o:hralign="center" o:hrstd="t" o:hr="t" fillcolor="#a0a0a0" stroked="f"/>
         </w:pict>
       </w:r>
     </w:p>
@@ -2252,9 +2301,18 @@
           <w:ilvl w:val="0"/>
           <w:numId w:val="29"/>
         </w:numPr>
-      </w:pPr>
-      <w:r>
-        <w:t>Read operations → no lock</w:t>
+        <w:rPr>
+          <w:highlight w:val="yellow"/>
+        </w:rPr>
+      </w:pPr>
+      <w:r>
+        <w:t xml:space="preserve">Read operations → </w:t>
+      </w:r>
+      <w:r>
+        <w:rPr>
+          <w:highlight w:val="yellow"/>
+        </w:rPr>
+        <w:t>no lock</w:t>
       </w:r>
     </w:p>
     <w:p>
@@ -2315,7 +2373,7 @@
     <w:p>
       <w:r>
         <w:pict w14:anchorId="577B9A9C">
-          <v:rect id="_x0000_i1263" style="width:0;height:1.5pt" o:hralign="center" o:hrstd="t" o:hr="t" fillcolor="#a0a0a0" stroked="f"/>
+          <v:rect id="_x0000_i1036" style="width:0;height:1.5pt" o:hralign="center" o:hrstd="t" o:hr="t" fillcolor="#a0a0a0" stroked="f"/>
         </w:pict>
       </w:r>
     </w:p>
@@ -2381,7 +2439,7 @@
     <w:p>
       <w:r>
         <w:pict w14:anchorId="3BE72F82">
-          <v:rect id="_x0000_i1264" style="width:0;height:1.5pt" o:hralign="center" o:hrstd="t" o:hr="t" fillcolor="#a0a0a0" stroked="f"/>
+          <v:rect id="_x0000_i1037" style="width:0;height:1.5pt" o:hralign="center" o:hrstd="t" o:hr="t" fillcolor="#a0a0a0" stroked="f"/>
         </w:pict>
       </w:r>
     </w:p>
@@ -2688,7 +2746,7 @@
     <w:p>
       <w:r>
         <w:pict w14:anchorId="2F166A17">
-          <v:rect id="_x0000_i1265" style="width:0;height:1.5pt" o:hralign="center" o:hrstd="t" o:hr="t" fillcolor="#a0a0a0" stroked="f"/>
+          <v:rect id="_x0000_i1038" style="width:0;height:1.5pt" o:hralign="center" o:hrstd="t" o:hr="t" fillcolor="#a0a0a0" stroked="f"/>
         </w:pict>
       </w:r>
     </w:p>
@@ -3006,7 +3064,7 @@
     <w:p>
       <w:r>
         <w:pict w14:anchorId="09F0C25C">
-          <v:rect id="_x0000_i1266" style="width:0;height:1.5pt" o:hralign="center" o:hrstd="t" o:hr="t" fillcolor="#a0a0a0" stroked="f"/>
+          <v:rect id="_x0000_i1039" style="width:0;height:1.5pt" o:hralign="center" o:hrstd="t" o:hr="t" fillcolor="#a0a0a0" stroked="f"/>
         </w:pict>
       </w:r>
     </w:p>
@@ -3083,7 +3141,7 @@
     <w:p>
       <w:r>
         <w:pict w14:anchorId="745CFA44">
-          <v:rect id="_x0000_i1267" style="width:0;height:1.5pt" o:hralign="center" o:hrstd="t" o:hr="t" fillcolor="#a0a0a0" stroked="f"/>
+          <v:rect id="_x0000_i1040" style="width:0;height:1.5pt" o:hralign="center" o:hrstd="t" o:hr="t" fillcolor="#a0a0a0" stroked="f"/>
         </w:pict>
       </w:r>
     </w:p>
@@ -3138,6 +3196,9 @@
     </w:p>
     <w:p>
       <w:r>
+        <w:rPr>
+          <w:noProof/>
+        </w:rPr>
         <mc:AlternateContent>
           <mc:Choice Requires="wps">
             <w:drawing>
@@ -3208,6 +3269,9 @@
     </w:p>
     <w:p>
       <w:r>
+        <w:rPr>
+          <w:noProof/>
+        </w:rPr>
         <w:lastRenderedPageBreak/>
         <w:drawing>
           <wp:inline distT="0" distB="0" distL="0" distR="0" wp14:anchorId="2F600A27" wp14:editId="5C498901">
@@ -3261,6 +3325,9 @@
     </w:p>
     <w:p>
       <w:r>
+        <w:rPr>
+          <w:noProof/>
+        </w:rPr>
         <w:lastRenderedPageBreak/>
         <w:drawing>
           <wp:inline distT="0" distB="0" distL="0" distR="0" wp14:anchorId="127249E5" wp14:editId="4D4C3A6A">
@@ -3315,7 +3382,7 @@
     <w:p>
       <w:r>
         <w:pict w14:anchorId="458993DB">
-          <v:rect id="_x0000_i1405" style="width:0;height:1.5pt" o:hralign="center" o:hrstd="t" o:hr="t" fillcolor="#a0a0a0" stroked="f"/>
+          <v:rect id="_x0000_i1041" style="width:0;height:1.5pt" o:hralign="center" o:hrstd="t" o:hr="t" fillcolor="#a0a0a0" stroked="f"/>
         </w:pict>
       </w:r>
     </w:p>
@@ -3420,7 +3487,7 @@
     <w:p>
       <w:r>
         <w:pict w14:anchorId="49FA2534">
-          <v:rect id="_x0000_i1406" style="width:0;height:1.5pt" o:hralign="center" o:hrstd="t" o:hr="t" fillcolor="#a0a0a0" stroked="f"/>
+          <v:rect id="_x0000_i1042" style="width:0;height:1.5pt" o:hralign="center" o:hrstd="t" o:hr="t" fillcolor="#a0a0a0" stroked="f"/>
         </w:pict>
       </w:r>
     </w:p>
@@ -3542,6 +3609,17 @@
         <w:t>CopyOnWriteArraySet</w:t>
       </w:r>
       <w:proofErr w:type="spellEnd"/>
+      <w:r>
+        <w:tab/>
+        <w:t xml:space="preserve"> </w:t>
+      </w:r>
+      <w:r>
+        <w:tab/>
+        <w:t xml:space="preserve">like HashSet </w:t>
+      </w:r>
+      <w:r>
+        <w:tab/>
+      </w:r>
     </w:p>
     <w:p>
       <w:pPr>
@@ -3555,11 +3633,26 @@
         <w:t>ConcurrentSkipListSet</w:t>
       </w:r>
       <w:proofErr w:type="spellEnd"/>
+      <w:r>
+        <w:tab/>
+      </w:r>
+      <w:r>
+        <w:tab/>
+        <w:t xml:space="preserve">like </w:t>
+      </w:r>
+      <w:proofErr w:type="spellStart"/>
+      <w:r>
+        <w:t>TreeSet</w:t>
+      </w:r>
+      <w:proofErr w:type="spellEnd"/>
+      <w:r>
+        <w:t xml:space="preserve"> </w:t>
+      </w:r>
     </w:p>
     <w:p>
       <w:r>
         <w:pict w14:anchorId="1C722445">
-          <v:rect id="_x0000_i1407" style="width:0;height:1.5pt" o:hralign="center" o:hrstd="t" o:hr="t" fillcolor="#a0a0a0" stroked="f"/>
+          <v:rect id="_x0000_i1043" style="width:0;height:1.5pt" o:hralign="center" o:hrstd="t" o:hr="t" fillcolor="#a0a0a0" stroked="f"/>
         </w:pict>
       </w:r>
     </w:p>
@@ -3639,7 +3732,7 @@
     <w:p>
       <w:r>
         <w:pict w14:anchorId="61E61F84">
-          <v:rect id="_x0000_i1408" style="width:0;height:1.5pt" o:hralign="center" o:hrstd="t" o:hr="t" fillcolor="#a0a0a0" stroked="f"/>
+          <v:rect id="_x0000_i1044" style="width:0;height:1.5pt" o:hralign="center" o:hrstd="t" o:hr="t" fillcolor="#a0a0a0" stroked="f"/>
         </w:pict>
       </w:r>
     </w:p>
@@ -3919,7 +4012,7 @@
     <w:p>
       <w:r>
         <w:pict w14:anchorId="5453EA7C">
-          <v:rect id="_x0000_i1409" style="width:0;height:1.5pt" o:hralign="center" o:hrstd="t" o:hr="t" fillcolor="#a0a0a0" stroked="f"/>
+          <v:rect id="_x0000_i1045" style="width:0;height:1.5pt" o:hralign="center" o:hrstd="t" o:hr="t" fillcolor="#a0a0a0" stroked="f"/>
         </w:pict>
       </w:r>
     </w:p>
@@ -4021,7 +4114,7 @@
     <w:p>
       <w:r>
         <w:pict w14:anchorId="32578797">
-          <v:rect id="_x0000_i1410" style="width:0;height:1.5pt" o:hralign="center" o:hrstd="t" o:hr="t" fillcolor="#a0a0a0" stroked="f"/>
+          <v:rect id="_x0000_i1046" style="width:0;height:1.5pt" o:hralign="center" o:hrstd="t" o:hr="t" fillcolor="#a0a0a0" stroked="f"/>
         </w:pict>
       </w:r>
     </w:p>
@@ -4396,7 +4489,7 @@
     <w:p>
       <w:r>
         <w:pict w14:anchorId="62F97EF3">
-          <v:rect id="_x0000_i1411" style="width:0;height:1.5pt" o:hralign="center" o:hrstd="t" o:hr="t" fillcolor="#a0a0a0" stroked="f"/>
+          <v:rect id="_x0000_i1047" style="width:0;height:1.5pt" o:hralign="center" o:hrstd="t" o:hr="t" fillcolor="#a0a0a0" stroked="f"/>
         </w:pict>
       </w:r>
     </w:p>
@@ -4481,7 +4574,7 @@
     <w:p>
       <w:r>
         <w:pict w14:anchorId="18881AFA">
-          <v:rect id="_x0000_i1412" style="width:0;height:1.5pt" o:hralign="center" o:hrstd="t" o:hr="t" fillcolor="#a0a0a0" stroked="f"/>
+          <v:rect id="_x0000_i1048" style="width:0;height:1.5pt" o:hralign="center" o:hrstd="t" o:hr="t" fillcolor="#a0a0a0" stroked="f"/>
         </w:pict>
       </w:r>
     </w:p>
@@ -4597,7 +4690,7 @@
     <w:p>
       <w:r>
         <w:pict w14:anchorId="387FB579">
-          <v:rect id="_x0000_i1413" style="width:0;height:1.5pt" o:hralign="center" o:hrstd="t" o:hr="t" fillcolor="#a0a0a0" stroked="f"/>
+          <v:rect id="_x0000_i1049" style="width:0;height:1.5pt" o:hralign="center" o:hrstd="t" o:hr="t" fillcolor="#a0a0a0" stroked="f"/>
         </w:pict>
       </w:r>
     </w:p>
@@ -4699,7 +4792,7 @@
     <w:p>
       <w:r>
         <w:pict w14:anchorId="1661B5D5">
-          <v:rect id="_x0000_i1414" style="width:0;height:1.5pt" o:hralign="center" o:hrstd="t" o:hr="t" fillcolor="#a0a0a0" stroked="f"/>
+          <v:rect id="_x0000_i1050" style="width:0;height:1.5pt" o:hralign="center" o:hrstd="t" o:hr="t" fillcolor="#a0a0a0" stroked="f"/>
         </w:pict>
       </w:r>
     </w:p>
@@ -4754,7 +4847,7 @@
     <w:p>
       <w:r>
         <w:pict w14:anchorId="3D895BCF">
-          <v:rect id="_x0000_i1415" style="width:0;height:1.5pt" o:hralign="center" o:hrstd="t" o:hr="t" fillcolor="#a0a0a0" stroked="f"/>
+          <v:rect id="_x0000_i1051" style="width:0;height:1.5pt" o:hralign="center" o:hrstd="t" o:hr="t" fillcolor="#a0a0a0" stroked="f"/>
         </w:pict>
       </w:r>
     </w:p>
@@ -4801,11 +4894,19 @@
       </w:r>
       <w:proofErr w:type="gramEnd"/>
       <w:r>
-        <w:t>.concurrent</w:t>
+        <w:t>.</w:t>
+      </w:r>
+      <w:proofErr w:type="gramStart"/>
+      <w:r>
+        <w:t>concurrent</w:t>
       </w:r>
       <w:proofErr w:type="spellEnd"/>
       <w:r>
-        <w:t>.*;</w:t>
+        <w:t>.*</w:t>
+      </w:r>
+      <w:proofErr w:type="gramEnd"/>
+      <w:r>
+        <w:t>;</w:t>
       </w:r>
     </w:p>
     <w:p>
@@ -5077,7 +5178,7 @@
     <w:p>
       <w:r>
         <w:pict w14:anchorId="5993ED36">
-          <v:rect id="_x0000_i1416" style="width:0;height:1.5pt" o:hralign="center" o:hrstd="t" o:hr="t" fillcolor="#a0a0a0" stroked="f"/>
+          <v:rect id="_x0000_i1052" style="width:0;height:1.5pt" o:hralign="center" o:hrstd="t" o:hr="t" fillcolor="#a0a0a0" stroked="f"/>
         </w:pict>
       </w:r>
     </w:p>
@@ -5170,7 +5271,7 @@
     <w:p>
       <w:r>
         <w:pict w14:anchorId="1B0028BB">
-          <v:rect id="_x0000_i1417" style="width:0;height:1.5pt" o:hralign="center" o:hrstd="t" o:hr="t" fillcolor="#a0a0a0" stroked="f"/>
+          <v:rect id="_x0000_i1053" style="width:0;height:1.5pt" o:hralign="center" o:hrstd="t" o:hr="t" fillcolor="#a0a0a0" stroked="f"/>
         </w:pict>
       </w:r>
     </w:p>
@@ -5226,7 +5327,7 @@
     <w:p>
       <w:r>
         <w:pict w14:anchorId="702747ED">
-          <v:rect id="_x0000_i1418" style="width:0;height:1.5pt" o:hralign="center" o:hrstd="t" o:hr="t" fillcolor="#a0a0a0" stroked="f"/>
+          <v:rect id="_x0000_i1054" style="width:0;height:1.5pt" o:hralign="center" o:hrstd="t" o:hr="t" fillcolor="#a0a0a0" stroked="f"/>
         </w:pict>
       </w:r>
     </w:p>
@@ -5272,11 +5373,19 @@
       </w:r>
       <w:proofErr w:type="gramEnd"/>
       <w:r>
-        <w:t>.concurrent</w:t>
+        <w:t>.</w:t>
+      </w:r>
+      <w:proofErr w:type="gramStart"/>
+      <w:r>
+        <w:t>concurrent</w:t>
       </w:r>
       <w:proofErr w:type="spellEnd"/>
       <w:r>
-        <w:t>.*;</w:t>
+        <w:t>.*</w:t>
+      </w:r>
+      <w:proofErr w:type="gramEnd"/>
+      <w:r>
+        <w:t>;</w:t>
       </w:r>
     </w:p>
     <w:p>
@@ -5444,7 +5553,7 @@
     <w:p>
       <w:r>
         <w:pict w14:anchorId="2DFF3F91">
-          <v:rect id="_x0000_i1419" style="width:0;height:1.5pt" o:hralign="center" o:hrstd="t" o:hr="t" fillcolor="#a0a0a0" stroked="f"/>
+          <v:rect id="_x0000_i1055" style="width:0;height:1.5pt" o:hralign="center" o:hrstd="t" o:hr="t" fillcolor="#a0a0a0" stroked="f"/>
         </w:pict>
       </w:r>
     </w:p>
@@ -5774,7 +5883,7 @@
     <w:p>
       <w:r>
         <w:pict w14:anchorId="343669E1">
-          <v:rect id="_x0000_i1420" style="width:0;height:1.5pt" o:hralign="center" o:hrstd="t" o:hr="t" fillcolor="#a0a0a0" stroked="f"/>
+          <v:rect id="_x0000_i1056" style="width:0;height:1.5pt" o:hralign="center" o:hrstd="t" o:hr="t" fillcolor="#a0a0a0" stroked="f"/>
         </w:pict>
       </w:r>
     </w:p>
@@ -5844,7 +5953,7 @@
     <w:p>
       <w:r>
         <w:pict w14:anchorId="2688AC2A">
-          <v:rect id="_x0000_i1421" style="width:0;height:1.5pt" o:hralign="center" o:hrstd="t" o:hr="t" fillcolor="#a0a0a0" stroked="f"/>
+          <v:rect id="_x0000_i1057" style="width:0;height:1.5pt" o:hralign="center" o:hrstd="t" o:hr="t" fillcolor="#a0a0a0" stroked="f"/>
         </w:pict>
       </w:r>
     </w:p>
@@ -5918,6 +6027,9 @@
     </w:p>
     <w:p>
       <w:r>
+        <w:rPr>
+          <w:noProof/>
+        </w:rPr>
         <mc:AlternateContent>
           <mc:Choice Requires="wps">
             <w:drawing>
@@ -5988,6 +6100,9 @@
     </w:p>
     <w:p>
       <w:r>
+        <w:rPr>
+          <w:noProof/>
+        </w:rPr>
         <w:drawing>
           <wp:inline distT="0" distB="0" distL="0" distR="0" wp14:anchorId="033DB157" wp14:editId="2791E2D6">
             <wp:extent cx="5731510" cy="1950720"/>
@@ -6040,6 +6155,9 @@
     </w:p>
     <w:p>
       <w:r>
+        <w:rPr>
+          <w:noProof/>
+        </w:rPr>
         <mc:AlternateContent>
           <mc:Choice Requires="wps">
             <w:drawing>
@@ -6111,7 +6229,7 @@
     <w:p>
       <w:r>
         <w:pict w14:anchorId="68E2B857">
-          <v:rect id="_x0000_i1556" style="width:0;height:1.5pt" o:hralign="center" o:hrstd="t" o:hr="t" fillcolor="#a0a0a0" stroked="f"/>
+          <v:rect id="_x0000_i1058" style="width:0;height:1.5pt" o:hralign="center" o:hrstd="t" o:hr="t" fillcolor="#a0a0a0" stroked="f"/>
         </w:pict>
       </w:r>
     </w:p>
@@ -6240,7 +6358,7 @@
     <w:p>
       <w:r>
         <w:pict w14:anchorId="5CC6C9AE">
-          <v:rect id="_x0000_i1557" style="width:0;height:1.5pt" o:hralign="center" o:hrstd="t" o:hr="t" fillcolor="#a0a0a0" stroked="f"/>
+          <v:rect id="_x0000_i1059" style="width:0;height:1.5pt" o:hralign="center" o:hrstd="t" o:hr="t" fillcolor="#a0a0a0" stroked="f"/>
         </w:pict>
       </w:r>
     </w:p>
@@ -6403,6 +6521,22 @@
         <w:t>ConcurrentHashMap</w:t>
       </w:r>
       <w:proofErr w:type="spellEnd"/>
+      <w:r>
+        <w:tab/>
+      </w:r>
+      <w:r>
+        <w:tab/>
+      </w:r>
+      <w:r>
+        <w:tab/>
+      </w:r>
+      <w:r>
+        <w:tab/>
+      </w:r>
+      <w:r>
+        <w:tab/>
+        <w:t xml:space="preserve">like HashMap </w:t>
+      </w:r>
     </w:p>
     <w:p>
       <w:pPr>
@@ -6419,11 +6553,26 @@
       <w:r>
         <w:t xml:space="preserve"> (sorted concurrent map)</w:t>
       </w:r>
+      <w:r>
+        <w:tab/>
+      </w:r>
+      <w:r>
+        <w:tab/>
+        <w:t xml:space="preserve">like </w:t>
+      </w:r>
+      <w:proofErr w:type="spellStart"/>
+      <w:r>
+        <w:t>TreeMap</w:t>
+      </w:r>
+      <w:proofErr w:type="spellEnd"/>
+      <w:r>
+        <w:t xml:space="preserve"> </w:t>
+      </w:r>
     </w:p>
     <w:p>
       <w:r>
         <w:pict w14:anchorId="5133FD83">
-          <v:rect id="_x0000_i1558" style="width:0;height:1.5pt" o:hralign="center" o:hrstd="t" o:hr="t" fillcolor="#a0a0a0" stroked="f"/>
+          <v:rect id="_x0000_i1060" style="width:0;height:1.5pt" o:hralign="center" o:hrstd="t" o:hr="t" fillcolor="#a0a0a0" stroked="f"/>
         </w:pict>
       </w:r>
     </w:p>
@@ -6513,7 +6662,7 @@
     <w:p>
       <w:r>
         <w:pict w14:anchorId="52917A9B">
-          <v:rect id="_x0000_i1559" style="width:0;height:1.5pt" o:hralign="center" o:hrstd="t" o:hr="t" fillcolor="#a0a0a0" stroked="f"/>
+          <v:rect id="_x0000_i1061" style="width:0;height:1.5pt" o:hralign="center" o:hrstd="t" o:hr="t" fillcolor="#a0a0a0" stroked="f"/>
         </w:pict>
       </w:r>
     </w:p>
@@ -6800,7 +6949,7 @@
     <w:p>
       <w:r>
         <w:pict w14:anchorId="32197B5A">
-          <v:rect id="_x0000_i1560" style="width:0;height:1.5pt" o:hralign="center" o:hrstd="t" o:hr="t" fillcolor="#a0a0a0" stroked="f"/>
+          <v:rect id="_x0000_i1062" style="width:0;height:1.5pt" o:hralign="center" o:hrstd="t" o:hr="t" fillcolor="#a0a0a0" stroked="f"/>
         </w:pict>
       </w:r>
     </w:p>
@@ -6905,7 +7054,7 @@
     <w:p>
       <w:r>
         <w:pict w14:anchorId="169E0CE1">
-          <v:rect id="_x0000_i1561" style="width:0;height:1.5pt" o:hralign="center" o:hrstd="t" o:hr="t" fillcolor="#a0a0a0" stroked="f"/>
+          <v:rect id="_x0000_i1063" style="width:0;height:1.5pt" o:hralign="center" o:hrstd="t" o:hr="t" fillcolor="#a0a0a0" stroked="f"/>
         </w:pict>
       </w:r>
     </w:p>
@@ -7077,13 +7226,8 @@
       </w:r>
       <w:proofErr w:type="spellEnd"/>
       <w:r>
-        <w:t xml:space="preserve">, </w:t>
-      </w:r>
-      <w:proofErr w:type="spellStart"/>
-      <w:r>
-        <w:t>i</w:t>
-      </w:r>
-      <w:proofErr w:type="spellEnd"/>
+        <w:t>, i</w:t>
+      </w:r>
       <w:proofErr w:type="gramStart"/>
       <w:r>
         <w:t>);</w:t>
@@ -7300,7 +7444,7 @@
     <w:p>
       <w:r>
         <w:pict w14:anchorId="4860DDC4">
-          <v:rect id="_x0000_i1562" style="width:0;height:1.5pt" o:hralign="center" o:hrstd="t" o:hr="t" fillcolor="#a0a0a0" stroked="f"/>
+          <v:rect id="_x0000_i1064" style="width:0;height:1.5pt" o:hralign="center" o:hrstd="t" o:hr="t" fillcolor="#a0a0a0" stroked="f"/>
         </w:pict>
       </w:r>
     </w:p>
@@ -7388,7 +7532,7 @@
     <w:p>
       <w:r>
         <w:pict w14:anchorId="472893BA">
-          <v:rect id="_x0000_i1563" style="width:0;height:1.5pt" o:hralign="center" o:hrstd="t" o:hr="t" fillcolor="#a0a0a0" stroked="f"/>
+          <v:rect id="_x0000_i1065" style="width:0;height:1.5pt" o:hralign="center" o:hrstd="t" o:hr="t" fillcolor="#a0a0a0" stroked="f"/>
         </w:pict>
       </w:r>
     </w:p>
@@ -7510,7 +7654,7 @@
     <w:p>
       <w:r>
         <w:pict w14:anchorId="7AB81325">
-          <v:rect id="_x0000_i1564" style="width:0;height:1.5pt" o:hralign="center" o:hrstd="t" o:hr="t" fillcolor="#a0a0a0" stroked="f"/>
+          <v:rect id="_x0000_i1066" style="width:0;height:1.5pt" o:hralign="center" o:hrstd="t" o:hr="t" fillcolor="#a0a0a0" stroked="f"/>
         </w:pict>
       </w:r>
     </w:p>
@@ -7585,7 +7729,7 @@
     <w:p>
       <w:r>
         <w:pict w14:anchorId="02C364B6">
-          <v:rect id="_x0000_i1565" style="width:0;height:1.5pt" o:hralign="center" o:hrstd="t" o:hr="t" fillcolor="#a0a0a0" stroked="f"/>
+          <v:rect id="_x0000_i1067" style="width:0;height:1.5pt" o:hralign="center" o:hrstd="t" o:hr="t" fillcolor="#a0a0a0" stroked="f"/>
         </w:pict>
       </w:r>
     </w:p>
@@ -7753,13 +7897,8 @@
       </w:r>
       <w:proofErr w:type="spellEnd"/>
       <w:r>
-        <w:t xml:space="preserve">, </w:t>
-      </w:r>
-      <w:proofErr w:type="spellStart"/>
-      <w:r>
-        <w:t>i</w:t>
-      </w:r>
-      <w:proofErr w:type="spellEnd"/>
+        <w:t>, i</w:t>
+      </w:r>
       <w:proofErr w:type="gramStart"/>
       <w:r>
         <w:t>);</w:t>
@@ -7976,7 +8115,7 @@
     <w:p>
       <w:r>
         <w:pict w14:anchorId="1CFB4DBF">
-          <v:rect id="_x0000_i1566" style="width:0;height:1.5pt" o:hralign="center" o:hrstd="t" o:hr="t" fillcolor="#a0a0a0" stroked="f"/>
+          <v:rect id="_x0000_i1068" style="width:0;height:1.5pt" o:hralign="center" o:hrstd="t" o:hr="t" fillcolor="#a0a0a0" stroked="f"/>
         </w:pict>
       </w:r>
     </w:p>
@@ -8091,7 +8230,7 @@
     <w:p>
       <w:r>
         <w:pict w14:anchorId="6FE251A2">
-          <v:rect id="_x0000_i1567" style="width:0;height:1.5pt" o:hralign="center" o:hrstd="t" o:hr="t" fillcolor="#a0a0a0" stroked="f"/>
+          <v:rect id="_x0000_i1069" style="width:0;height:1.5pt" o:hralign="center" o:hrstd="t" o:hr="t" fillcolor="#a0a0a0" stroked="f"/>
         </w:pict>
       </w:r>
     </w:p>
@@ -8147,7 +8286,7 @@
     <w:p>
       <w:r>
         <w:pict w14:anchorId="58629C00">
-          <v:rect id="_x0000_i1568" style="width:0;height:1.5pt" o:hralign="center" o:hrstd="t" o:hr="t" fillcolor="#a0a0a0" stroked="f"/>
+          <v:rect id="_x0000_i1070" style="width:0;height:1.5pt" o:hralign="center" o:hrstd="t" o:hr="t" fillcolor="#a0a0a0" stroked="f"/>
         </w:pict>
       </w:r>
     </w:p>
@@ -8378,7 +8517,7 @@
       <w:r>
         <w:lastRenderedPageBreak/>
         <w:pict w14:anchorId="5A07986C">
-          <v:rect id="_x0000_i1569" style="width:0;height:1.5pt" o:hralign="center" o:hrstd="t" o:hr="t" fillcolor="#a0a0a0" stroked="f"/>
+          <v:rect id="_x0000_i1071" style="width:0;height:1.5pt" o:hralign="center" o:hrstd="t" o:hr="t" fillcolor="#a0a0a0" stroked="f"/>
         </w:pict>
       </w:r>
     </w:p>
@@ -8701,7 +8840,7 @@
     <w:p>
       <w:r>
         <w:pict w14:anchorId="706F3AB4">
-          <v:rect id="_x0000_i1570" style="width:0;height:1.5pt" o:hralign="center" o:hrstd="t" o:hr="t" fillcolor="#a0a0a0" stroked="f"/>
+          <v:rect id="_x0000_i1072" style="width:0;height:1.5pt" o:hralign="center" o:hrstd="t" o:hr="t" fillcolor="#a0a0a0" stroked="f"/>
         </w:pict>
       </w:r>
     </w:p>
@@ -8773,7 +8912,7 @@
     <w:p>
       <w:r>
         <w:pict w14:anchorId="762BF290">
-          <v:rect id="_x0000_i1571" style="width:0;height:1.5pt" o:hralign="center" o:hrstd="t" o:hr="t" fillcolor="#a0a0a0" stroked="f"/>
+          <v:rect id="_x0000_i1073" style="width:0;height:1.5pt" o:hralign="center" o:hrstd="t" o:hr="t" fillcolor="#a0a0a0" stroked="f"/>
         </w:pict>
       </w:r>
     </w:p>
@@ -8847,6 +8986,9 @@
     </w:p>
     <w:p>
       <w:r>
+        <w:rPr>
+          <w:noProof/>
+        </w:rPr>
         <w:lastRenderedPageBreak/>
         <w:drawing>
           <wp:inline distT="0" distB="0" distL="0" distR="0" wp14:anchorId="4CF5B2B8" wp14:editId="4CE3E287">
@@ -8900,6 +9042,9 @@
     </w:p>
     <w:p>
       <w:r>
+        <w:rPr>
+          <w:noProof/>
+        </w:rPr>
         <w:drawing>
           <wp:inline distT="0" distB="0" distL="0" distR="0" wp14:anchorId="08D61064" wp14:editId="5E3CC20B">
             <wp:extent cx="5731510" cy="2787015"/>
@@ -8952,6 +9097,9 @@
     </w:p>
     <w:p>
       <w:r>
+        <w:rPr>
+          <w:noProof/>
+        </w:rPr>
         <w:lastRenderedPageBreak/>
         <w:drawing>
           <wp:inline distT="0" distB="0" distL="0" distR="0" wp14:anchorId="173F941D" wp14:editId="3982C9A9">
@@ -9003,15 +9151,11 @@
         </w:drawing>
       </w:r>
     </w:p>
-    <w:p>
-      <w:r>
-        <w:t>5</w:t>
-      </w:r>
-    </w:p>
+    <w:p/>
     <w:p>
       <w:r>
         <w:pict w14:anchorId="7D21D075">
-          <v:rect id="_x0000_i1717" style="width:0;height:1.5pt" o:hralign="center" o:hrstd="t" o:hr="t" fillcolor="#a0a0a0" stroked="f"/>
+          <v:rect id="_x0000_i1074" style="width:0;height:1.5pt" o:hralign="center" o:hrstd="t" o:hr="t" fillcolor="#a0a0a0" stroked="f"/>
         </w:pict>
       </w:r>
     </w:p>
@@ -9144,7 +9288,7 @@
     <w:p>
       <w:r>
         <w:pict w14:anchorId="154713FD">
-          <v:rect id="_x0000_i1718" style="width:0;height:1.5pt" o:hralign="center" o:hrstd="t" o:hr="t" fillcolor="#a0a0a0" stroked="f"/>
+          <v:rect id="_x0000_i1075" style="width:0;height:1.5pt" o:hralign="center" o:hrstd="t" o:hr="t" fillcolor="#a0a0a0" stroked="f"/>
         </w:pict>
       </w:r>
     </w:p>
@@ -9207,10 +9351,18 @@
         <w:t>Messaging and event processing</w:t>
       </w:r>
     </w:p>
-    <w:p>
-      <w:r>
+    <w:p/>
+    <w:p/>
+    <w:p/>
+    <w:p/>
+    <w:p/>
+    <w:p/>
+    <w:p/>
+    <w:p>
+      <w:r>
+        <w:lastRenderedPageBreak/>
         <w:pict w14:anchorId="62D69192">
-          <v:rect id="_x0000_i1719" style="width:0;height:1.5pt" o:hralign="center" o:hrstd="t" o:hr="t" fillcolor="#a0a0a0" stroked="f"/>
+          <v:rect id="_x0000_i1076" style="width:0;height:1.5pt" o:hralign="center" o:hrstd="t" o:hr="t" fillcolor="#a0a0a0" stroked="f"/>
         </w:pict>
       </w:r>
     </w:p>
@@ -9321,7 +9473,6 @@
       </w:pPr>
       <w:proofErr w:type="spellStart"/>
       <w:r>
-        <w:lastRenderedPageBreak/>
         <w:t>ConcurrentLinkedQueue</w:t>
       </w:r>
       <w:proofErr w:type="spellEnd"/>
@@ -9422,7 +9573,7 @@
     <w:p>
       <w:r>
         <w:pict w14:anchorId="5C9B84E0">
-          <v:rect id="_x0000_i1720" style="width:0;height:1.5pt" o:hralign="center" o:hrstd="t" o:hr="t" fillcolor="#a0a0a0" stroked="f"/>
+          <v:rect id="_x0000_i1077" style="width:0;height:1.5pt" o:hralign="center" o:hrstd="t" o:hr="t" fillcolor="#a0a0a0" stroked="f"/>
         </w:pict>
       </w:r>
     </w:p>
@@ -9492,7 +9643,7 @@
     <w:p>
       <w:r>
         <w:pict w14:anchorId="5545625C">
-          <v:rect id="_x0000_i1721" style="width:0;height:1.5pt" o:hralign="center" o:hrstd="t" o:hr="t" fillcolor="#a0a0a0" stroked="f"/>
+          <v:rect id="_x0000_i1078" style="width:0;height:1.5pt" o:hralign="center" o:hrstd="t" o:hr="t" fillcolor="#a0a0a0" stroked="f"/>
         </w:pict>
       </w:r>
     </w:p>
@@ -9581,6 +9732,7 @@
     </w:p>
     <w:p>
       <w:r>
+        <w:lastRenderedPageBreak/>
         <w:t xml:space="preserve">import </w:t>
       </w:r>
       <w:proofErr w:type="spellStart"/>
@@ -9665,7 +9817,6 @@
     </w:p>
     <w:p>
       <w:r>
-        <w:lastRenderedPageBreak/>
         <w:t xml:space="preserve">        </w:t>
       </w:r>
       <w:proofErr w:type="spellStart"/>
@@ -9775,7 +9926,7 @@
     <w:p>
       <w:r>
         <w:pict w14:anchorId="61DB4D38">
-          <v:rect id="_x0000_i1722" style="width:0;height:1.5pt" o:hralign="center" o:hrstd="t" o:hr="t" fillcolor="#a0a0a0" stroked="f"/>
+          <v:rect id="_x0000_i1079" style="width:0;height:1.5pt" o:hralign="center" o:hrstd="t" o:hr="t" fillcolor="#a0a0a0" stroked="f"/>
         </w:pict>
       </w:r>
     </w:p>
@@ -9918,6 +10069,7 @@
     <w:p/>
     <w:p>
       <w:r>
+        <w:lastRenderedPageBreak/>
         <w:t xml:space="preserve">        </w:t>
       </w:r>
       <w:proofErr w:type="spellStart"/>
@@ -10012,7 +10164,6 @@
         </w:numPr>
       </w:pPr>
       <w:r>
-        <w:lastRenderedPageBreak/>
         <w:t>Best non-concurrent queue</w:t>
       </w:r>
     </w:p>
@@ -10030,7 +10181,7 @@
     <w:p>
       <w:r>
         <w:pict w14:anchorId="352E4977">
-          <v:rect id="_x0000_i1723" style="width:0;height:1.5pt" o:hralign="center" o:hrstd="t" o:hr="t" fillcolor="#a0a0a0" stroked="f"/>
+          <v:rect id="_x0000_i1080" style="width:0;height:1.5pt" o:hralign="center" o:hrstd="t" o:hr="t" fillcolor="#a0a0a0" stroked="f"/>
         </w:pict>
       </w:r>
     </w:p>
@@ -10290,8 +10441,9 @@
     </w:p>
     <w:p>
       <w:r>
+        <w:lastRenderedPageBreak/>
         <w:pict w14:anchorId="4BC53831">
-          <v:rect id="_x0000_i1724" style="width:0;height:1.5pt" o:hralign="center" o:hrstd="t" o:hr="t" fillcolor="#a0a0a0" stroked="f"/>
+          <v:rect id="_x0000_i1081" style="width:0;height:1.5pt" o:hralign="center" o:hrstd="t" o:hr="t" fillcolor="#a0a0a0" stroked="f"/>
         </w:pict>
       </w:r>
     </w:p>
@@ -10365,14 +10517,13 @@
     </w:p>
     <w:p>
       <w:r>
-        <w:lastRenderedPageBreak/>
         <w:t>Non-concurrent queues are unsafe in producer–consumer systems.</w:t>
       </w:r>
     </w:p>
     <w:p>
       <w:r>
         <w:pict w14:anchorId="68098119">
-          <v:rect id="_x0000_i1725" style="width:0;height:1.5pt" o:hralign="center" o:hrstd="t" o:hr="t" fillcolor="#a0a0a0" stroked="f"/>
+          <v:rect id="_x0000_i1082" style="width:0;height:1.5pt" o:hralign="center" o:hrstd="t" o:hr="t" fillcolor="#a0a0a0" stroked="f"/>
         </w:pict>
       </w:r>
     </w:p>
@@ -10496,7 +10647,7 @@
     <w:p>
       <w:r>
         <w:pict w14:anchorId="4FB8B135">
-          <v:rect id="_x0000_i1794" style="width:0;height:1.5pt" o:hralign="center" o:hrstd="t" o:hr="t" fillcolor="#a0a0a0" stroked="f"/>
+          <v:rect id="_x0000_i1083" style="width:0;height:1.5pt" o:hralign="center" o:hrstd="t" o:hr="t" fillcolor="#a0a0a0" stroked="f"/>
         </w:pict>
       </w:r>
     </w:p>
@@ -10527,6 +10678,9 @@
     </w:p>
     <w:p>
       <w:r>
+        <w:rPr>
+          <w:noProof/>
+        </w:rPr>
         <w:lastRenderedPageBreak/>
         <w:drawing>
           <wp:inline distT="0" distB="0" distL="0" distR="0" wp14:anchorId="6D3A3511" wp14:editId="21B04A18">
@@ -10580,6 +10734,9 @@
     </w:p>
     <w:p>
       <w:r>
+        <w:rPr>
+          <w:noProof/>
+        </w:rPr>
         <mc:AlternateContent>
           <mc:Choice Requires="wps">
             <w:drawing>
@@ -10650,6 +10807,9 @@
     </w:p>
     <w:p>
       <w:r>
+        <w:rPr>
+          <w:noProof/>
+        </w:rPr>
         <w:drawing>
           <wp:inline distT="0" distB="0" distL="0" distR="0" wp14:anchorId="05BF8F98" wp14:editId="2C184320">
             <wp:extent cx="5731510" cy="1905000"/>
@@ -10703,7 +10863,7 @@
     <w:p>
       <w:r>
         <w:pict w14:anchorId="20F45B44">
-          <v:rect id="_x0000_i1876" style="width:0;height:1.5pt" o:hralign="center" o:hrstd="t" o:hr="t" fillcolor="#a0a0a0" stroked="f"/>
+          <v:rect id="_x0000_i1084" style="width:0;height:1.5pt" o:hralign="center" o:hrstd="t" o:hr="t" fillcolor="#a0a0a0" stroked="f"/>
         </w:pict>
       </w:r>
     </w:p>
@@ -10848,7 +11008,7 @@
     <w:p>
       <w:r>
         <w:pict w14:anchorId="595DF726">
-          <v:rect id="_x0000_i1877" style="width:0;height:1.5pt" o:hralign="center" o:hrstd="t" o:hr="t" fillcolor="#a0a0a0" stroked="f"/>
+          <v:rect id="_x0000_i1085" style="width:0;height:1.5pt" o:hralign="center" o:hrstd="t" o:hr="t" fillcolor="#a0a0a0" stroked="f"/>
         </w:pict>
       </w:r>
     </w:p>
@@ -10974,7 +11134,7 @@
     <w:p>
       <w:r>
         <w:pict w14:anchorId="04DF5688">
-          <v:rect id="_x0000_i1878" style="width:0;height:1.5pt" o:hralign="center" o:hrstd="t" o:hr="t" fillcolor="#a0a0a0" stroked="f"/>
+          <v:rect id="_x0000_i1086" style="width:0;height:1.5pt" o:hralign="center" o:hrstd="t" o:hr="t" fillcolor="#a0a0a0" stroked="f"/>
         </w:pict>
       </w:r>
     </w:p>
@@ -11055,7 +11215,7 @@
     <w:p>
       <w:r>
         <w:pict w14:anchorId="07075E33">
-          <v:rect id="_x0000_i1879" style="width:0;height:1.5pt" o:hralign="center" o:hrstd="t" o:hr="t" fillcolor="#a0a0a0" stroked="f"/>
+          <v:rect id="_x0000_i1087" style="width:0;height:1.5pt" o:hralign="center" o:hrstd="t" o:hr="t" fillcolor="#a0a0a0" stroked="f"/>
         </w:pict>
       </w:r>
     </w:p>
@@ -11458,7 +11618,7 @@
     <w:p>
       <w:r>
         <w:pict w14:anchorId="40B5863F">
-          <v:rect id="_x0000_i1880" style="width:0;height:1.5pt" o:hralign="center" o:hrstd="t" o:hr="t" fillcolor="#a0a0a0" stroked="f"/>
+          <v:rect id="_x0000_i1088" style="width:0;height:1.5pt" o:hralign="center" o:hrstd="t" o:hr="t" fillcolor="#a0a0a0" stroked="f"/>
         </w:pict>
       </w:r>
     </w:p>
@@ -11595,7 +11755,7 @@
     <w:p>
       <w:r>
         <w:pict w14:anchorId="0EEBEFD0">
-          <v:rect id="_x0000_i1881" style="width:0;height:1.5pt" o:hralign="center" o:hrstd="t" o:hr="t" fillcolor="#a0a0a0" stroked="f"/>
+          <v:rect id="_x0000_i1089" style="width:0;height:1.5pt" o:hralign="center" o:hrstd="t" o:hr="t" fillcolor="#a0a0a0" stroked="f"/>
         </w:pict>
       </w:r>
     </w:p>
@@ -11674,6 +11834,7 @@
         <w:rPr>
           <w:b/>
           <w:bCs/>
+          <w:noProof/>
         </w:rPr>
         <w:drawing>
           <wp:inline distT="0" distB="0" distL="0" distR="0" wp14:anchorId="47EEBB62" wp14:editId="788CC2CD">
@@ -11736,6 +11897,7 @@
         <w:rPr>
           <w:b/>
           <w:bCs/>
+          <w:noProof/>
         </w:rPr>
         <w:lastRenderedPageBreak/>
         <w:drawing>
@@ -11799,6 +11961,7 @@
         <w:rPr>
           <w:b/>
           <w:bCs/>
+          <w:noProof/>
         </w:rPr>
         <w:drawing>
           <wp:inline distT="0" distB="0" distL="0" distR="0" wp14:anchorId="487EA989" wp14:editId="22B5691A">
@@ -11863,7 +12026,7 @@
           <w:bCs/>
         </w:rPr>
         <w:pict w14:anchorId="3E3AC4D0">
-          <v:rect id="_x0000_i1966" style="width:0;height:1.5pt" o:hralign="center" o:hrstd="t" o:hr="t" fillcolor="#a0a0a0" stroked="f"/>
+          <v:rect id="_x0000_i1090" style="width:0;height:1.5pt" o:hralign="center" o:hrstd="t" o:hr="t" fillcolor="#a0a0a0" stroked="f"/>
         </w:pict>
       </w:r>
     </w:p>
@@ -12058,7 +12221,7 @@
           <w:bCs/>
         </w:rPr>
         <w:pict w14:anchorId="6F9D2372">
-          <v:rect id="_x0000_i1967" style="width:0;height:1.5pt" o:hralign="center" o:hrstd="t" o:hr="t" fillcolor="#a0a0a0" stroked="f"/>
+          <v:rect id="_x0000_i1091" style="width:0;height:1.5pt" o:hralign="center" o:hrstd="t" o:hr="t" fillcolor="#a0a0a0" stroked="f"/>
         </w:pict>
       </w:r>
     </w:p>
@@ -12187,7 +12350,7 @@
           <w:bCs/>
         </w:rPr>
         <w:pict w14:anchorId="7A65BBFB">
-          <v:rect id="_x0000_i1968" style="width:0;height:1.5pt" o:hralign="center" o:hrstd="t" o:hr="t" fillcolor="#a0a0a0" stroked="f"/>
+          <v:rect id="_x0000_i1092" style="width:0;height:1.5pt" o:hralign="center" o:hrstd="t" o:hr="t" fillcolor="#a0a0a0" stroked="f"/>
         </w:pict>
       </w:r>
     </w:p>
@@ -12325,7 +12488,7 @@
           <w:bCs/>
         </w:rPr>
         <w:pict w14:anchorId="2BE977DB">
-          <v:rect id="_x0000_i1969" style="width:0;height:1.5pt" o:hralign="center" o:hrstd="t" o:hr="t" fillcolor="#a0a0a0" stroked="f"/>
+          <v:rect id="_x0000_i1093" style="width:0;height:1.5pt" o:hralign="center" o:hrstd="t" o:hr="t" fillcolor="#a0a0a0" stroked="f"/>
         </w:pict>
       </w:r>
     </w:p>
@@ -13424,7 +13587,7 @@
           <w:bCs/>
         </w:rPr>
         <w:pict w14:anchorId="36A7E726">
-          <v:rect id="_x0000_i1970" style="width:0;height:1.5pt" o:hralign="center" o:hrstd="t" o:hr="t" fillcolor="#a0a0a0" stroked="f"/>
+          <v:rect id="_x0000_i1094" style="width:0;height:1.5pt" o:hralign="center" o:hrstd="t" o:hr="t" fillcolor="#a0a0a0" stroked="f"/>
         </w:pict>
       </w:r>
     </w:p>
@@ -14644,7 +14807,7 @@
           <w:bCs/>
         </w:rPr>
         <w:pict w14:anchorId="625B676E">
-          <v:rect id="_x0000_i1971" style="width:0;height:1.5pt" o:hralign="center" o:hrstd="t" o:hr="t" fillcolor="#a0a0a0" stroked="f"/>
+          <v:rect id="_x0000_i1095" style="width:0;height:1.5pt" o:hralign="center" o:hrstd="t" o:hr="t" fillcolor="#a0a0a0" stroked="f"/>
         </w:pict>
       </w:r>
     </w:p>
@@ -15307,7 +15470,7 @@
           <w:bCs/>
         </w:rPr>
         <w:pict w14:anchorId="679BE3DD">
-          <v:rect id="_x0000_i1972" style="width:0;height:1.5pt" o:hralign="center" o:hrstd="t" o:hr="t" fillcolor="#a0a0a0" stroked="f"/>
+          <v:rect id="_x0000_i1096" style="width:0;height:1.5pt" o:hralign="center" o:hrstd="t" o:hr="t" fillcolor="#a0a0a0" stroked="f"/>
         </w:pict>
       </w:r>
     </w:p>
@@ -15531,7 +15694,7 @@
           <w:bCs/>
         </w:rPr>
         <w:pict w14:anchorId="62818D9E">
-          <v:rect id="_x0000_i1973" style="width:0;height:1.5pt" o:hralign="center" o:hrstd="t" o:hr="t" fillcolor="#a0a0a0" stroked="f"/>
+          <v:rect id="_x0000_i1097" style="width:0;height:1.5pt" o:hralign="center" o:hrstd="t" o:hr="t" fillcolor="#a0a0a0" stroked="f"/>
         </w:pict>
       </w:r>
     </w:p>
@@ -15737,7 +15900,7 @@
     <w:p>
       <w:r>
         <w:pict w14:anchorId="0F8917A4">
-          <v:rect id="_x0000_i1885" style="width:0;height:1.5pt" o:hralign="center" o:hrstd="t" o:hr="t" fillcolor="#a0a0a0" stroked="f"/>
+          <v:rect id="_x0000_i1098" style="width:0;height:1.5pt" o:hralign="center" o:hrstd="t" o:hr="t" fillcolor="#a0a0a0" stroked="f"/>
         </w:pict>
       </w:r>
     </w:p>
@@ -15811,6 +15974,7 @@
         <w:rPr>
           <w:b/>
           <w:bCs/>
+          <w:noProof/>
         </w:rPr>
         <mc:AlternateContent>
           <mc:Choice Requires="wps">
@@ -15891,6 +16055,7 @@
         <w:rPr>
           <w:b/>
           <w:bCs/>
+          <w:noProof/>
         </w:rPr>
         <mc:AlternateContent>
           <mc:Choice Requires="wps">
@@ -15971,6 +16136,7 @@
         <w:rPr>
           <w:b/>
           <w:bCs/>
+          <w:noProof/>
         </w:rPr>
         <mc:AlternateContent>
           <mc:Choice Requires="wps">
@@ -16053,7 +16219,7 @@
           <w:bCs/>
         </w:rPr>
         <w:pict w14:anchorId="2FF65C1D">
-          <v:rect id="_x0000_i2082" style="width:0;height:1.5pt" o:hralign="center" o:hrstd="t" o:hr="t" fillcolor="#a0a0a0" stroked="f"/>
+          <v:rect id="_x0000_i1099" style="width:0;height:1.5pt" o:hralign="center" o:hrstd="t" o:hr="t" fillcolor="#a0a0a0" stroked="f"/>
         </w:pict>
       </w:r>
     </w:p>
@@ -16253,7 +16419,7 @@
           <w:bCs/>
         </w:rPr>
         <w:pict w14:anchorId="19389B4E">
-          <v:rect id="_x0000_i2083" style="width:0;height:1.5pt" o:hralign="center" o:hrstd="t" o:hr="t" fillcolor="#a0a0a0" stroked="f"/>
+          <v:rect id="_x0000_i1100" style="width:0;height:1.5pt" o:hralign="center" o:hrstd="t" o:hr="t" fillcolor="#a0a0a0" stroked="f"/>
         </w:pict>
       </w:r>
     </w:p>
@@ -16545,7 +16711,7 @@
           <w:bCs/>
         </w:rPr>
         <w:pict w14:anchorId="2BAABFDA">
-          <v:rect id="_x0000_i2084" style="width:0;height:1.5pt" o:hralign="center" o:hrstd="t" o:hr="t" fillcolor="#a0a0a0" stroked="f"/>
+          <v:rect id="_x0000_i1101" style="width:0;height:1.5pt" o:hralign="center" o:hrstd="t" o:hr="t" fillcolor="#a0a0a0" stroked="f"/>
         </w:pict>
       </w:r>
     </w:p>
@@ -16740,7 +16906,7 @@
           <w:bCs/>
         </w:rPr>
         <w:pict w14:anchorId="508ED0BB">
-          <v:rect id="_x0000_i2085" style="width:0;height:1.5pt" o:hralign="center" o:hrstd="t" o:hr="t" fillcolor="#a0a0a0" stroked="f"/>
+          <v:rect id="_x0000_i1102" style="width:0;height:1.5pt" o:hralign="center" o:hrstd="t" o:hr="t" fillcolor="#a0a0a0" stroked="f"/>
         </w:pict>
       </w:r>
     </w:p>
@@ -16920,7 +17086,7 @@
           <w:bCs/>
         </w:rPr>
         <w:pict w14:anchorId="11EA7B2A">
-          <v:rect id="_x0000_i2086" style="width:0;height:1.5pt" o:hralign="center" o:hrstd="t" o:hr="t" fillcolor="#a0a0a0" stroked="f"/>
+          <v:rect id="_x0000_i1103" style="width:0;height:1.5pt" o:hralign="center" o:hrstd="t" o:hr="t" fillcolor="#a0a0a0" stroked="f"/>
         </w:pict>
       </w:r>
     </w:p>
@@ -17499,7 +17665,7 @@
           <w:bCs/>
         </w:rPr>
         <w:pict w14:anchorId="6B83BCF1">
-          <v:rect id="_x0000_i2087" style="width:0;height:1.5pt" o:hralign="center" o:hrstd="t" o:hr="t" fillcolor="#a0a0a0" stroked="f"/>
+          <v:rect id="_x0000_i1104" style="width:0;height:1.5pt" o:hralign="center" o:hrstd="t" o:hr="t" fillcolor="#a0a0a0" stroked="f"/>
         </w:pict>
       </w:r>
     </w:p>
@@ -17619,7 +17785,7 @@
           <w:bCs/>
         </w:rPr>
         <w:pict w14:anchorId="37F45CB7">
-          <v:rect id="_x0000_i2088" style="width:0;height:1.5pt" o:hralign="center" o:hrstd="t" o:hr="t" fillcolor="#a0a0a0" stroked="f"/>
+          <v:rect id="_x0000_i1105" style="width:0;height:1.5pt" o:hralign="center" o:hrstd="t" o:hr="t" fillcolor="#a0a0a0" stroked="f"/>
         </w:pict>
       </w:r>
     </w:p>
@@ -18929,7 +19095,7 @@
           <w:bCs/>
         </w:rPr>
         <w:pict w14:anchorId="3495B95D">
-          <v:rect id="_x0000_i2089" style="width:0;height:1.5pt" o:hralign="center" o:hrstd="t" o:hr="t" fillcolor="#a0a0a0" stroked="f"/>
+          <v:rect id="_x0000_i1106" style="width:0;height:1.5pt" o:hralign="center" o:hrstd="t" o:hr="t" fillcolor="#a0a0a0" stroked="f"/>
         </w:pict>
       </w:r>
     </w:p>
@@ -19227,7 +19393,7 @@
           <w:bCs/>
         </w:rPr>
         <w:pict w14:anchorId="6EF4F94D">
-          <v:rect id="_x0000_i2090" style="width:0;height:1.5pt" o:hralign="center" o:hrstd="t" o:hr="t" fillcolor="#a0a0a0" stroked="f"/>
+          <v:rect id="_x0000_i1107" style="width:0;height:1.5pt" o:hralign="center" o:hrstd="t" o:hr="t" fillcolor="#a0a0a0" stroked="f"/>
         </w:pict>
       </w:r>
     </w:p>
@@ -19374,7 +19540,7 @@
           <w:bCs/>
         </w:rPr>
         <w:pict w14:anchorId="470CFAFB">
-          <v:rect id="_x0000_i2091" style="width:0;height:1.5pt" o:hralign="center" o:hrstd="t" o:hr="t" fillcolor="#a0a0a0" stroked="f"/>
+          <v:rect id="_x0000_i1108" style="width:0;height:1.5pt" o:hralign="center" o:hrstd="t" o:hr="t" fillcolor="#a0a0a0" stroked="f"/>
         </w:pict>
       </w:r>
     </w:p>
@@ -19914,7 +20080,7 @@
           <w:bCs/>
         </w:rPr>
         <w:pict w14:anchorId="58053A56">
-          <v:rect id="_x0000_i2092" style="width:0;height:1.5pt" o:hralign="center" o:hrstd="t" o:hr="t" fillcolor="#a0a0a0" stroked="f"/>
+          <v:rect id="_x0000_i1109" style="width:0;height:1.5pt" o:hralign="center" o:hrstd="t" o:hr="t" fillcolor="#a0a0a0" stroked="f"/>
         </w:pict>
       </w:r>
     </w:p>
@@ -20116,7 +20282,7 @@
           <w:bCs/>
         </w:rPr>
         <w:pict w14:anchorId="5B9BD633">
-          <v:rect id="_x0000_i2093" style="width:0;height:1.5pt" o:hralign="center" o:hrstd="t" o:hr="t" fillcolor="#a0a0a0" stroked="f"/>
+          <v:rect id="_x0000_i1110" style="width:0;height:1.5pt" o:hralign="center" o:hrstd="t" o:hr="t" fillcolor="#a0a0a0" stroked="f"/>
         </w:pict>
       </w:r>
     </w:p>
@@ -20164,7 +20330,7 @@
     <w:p>
       <w:r>
         <w:pict w14:anchorId="2C5EEF4E">
-          <v:rect id="_x0000_i1791" style="width:0;height:1.5pt" o:hralign="center" o:hrstd="t" o:hr="t" fillcolor="#a0a0a0" stroked="f"/>
+          <v:rect id="_x0000_i1111" style="width:0;height:1.5pt" o:hralign="center" o:hrstd="t" o:hr="t" fillcolor="#a0a0a0" stroked="f"/>
         </w:pict>
       </w:r>
     </w:p>
@@ -20247,13 +20413,19 @@
         </w:numPr>
       </w:pPr>
       <w:r>
-        <w:t>Designed for producer–consumer pattern</w:t>
+        <w:t xml:space="preserve">Designed for </w:t>
+      </w:r>
+      <w:r>
+        <w:rPr>
+          <w:highlight w:val="yellow"/>
+        </w:rPr>
+        <w:t>producer–consumer pattern</w:t>
       </w:r>
     </w:p>
     <w:p>
       <w:r>
         <w:pict w14:anchorId="7C1554AF">
-          <v:rect id="_x0000_i1728" style="width:0;height:1.5pt" o:hralign="center" o:hrstd="t" o:hr="t" fillcolor="#a0a0a0" stroked="f"/>
+          <v:rect id="_x0000_i1112" style="width:0;height:1.5pt" o:hralign="center" o:hrstd="t" o:hr="t" fillcolor="#a0a0a0" stroked="f"/>
         </w:pict>
       </w:r>
     </w:p>
@@ -20284,6 +20456,9 @@
     </w:p>
     <w:p>
       <w:r>
+        <w:rPr>
+          <w:noProof/>
+        </w:rPr>
         <w:drawing>
           <wp:inline distT="0" distB="0" distL="0" distR="0" wp14:anchorId="6D3C62DF" wp14:editId="3020CFA0">
             <wp:extent cx="2863850" cy="1593850"/>
@@ -20336,6 +20511,9 @@
     </w:p>
     <w:p>
       <w:r>
+        <w:rPr>
+          <w:noProof/>
+        </w:rPr>
         <mc:AlternateContent>
           <mc:Choice Requires="wps">
             <w:drawing>
@@ -20406,6 +20584,9 @@
     </w:p>
     <w:p>
       <w:r>
+        <w:rPr>
+          <w:noProof/>
+        </w:rPr>
         <w:lastRenderedPageBreak/>
         <w:drawing>
           <wp:inline distT="0" distB="0" distL="0" distR="0" wp14:anchorId="51D9ABDE" wp14:editId="25AB371A">
@@ -20460,7 +20641,7 @@
     <w:p>
       <w:r>
         <w:pict w14:anchorId="26A34236">
-          <v:rect id="_x0000_i2199" style="width:0;height:1.5pt" o:hralign="center" o:hrstd="t" o:hr="t" fillcolor="#a0a0a0" stroked="f"/>
+          <v:rect id="_x0000_i1113" style="width:0;height:1.5pt" o:hralign="center" o:hrstd="t" o:hr="t" fillcolor="#a0a0a0" stroked="f"/>
         </w:pict>
       </w:r>
     </w:p>
@@ -20649,7 +20830,7 @@
     <w:p>
       <w:r>
         <w:pict w14:anchorId="602FCDEF">
-          <v:rect id="_x0000_i2200" style="width:0;height:1.5pt" o:hralign="center" o:hrstd="t" o:hr="t" fillcolor="#a0a0a0" stroked="f"/>
+          <v:rect id="_x0000_i1114" style="width:0;height:1.5pt" o:hralign="center" o:hrstd="t" o:hr="t" fillcolor="#a0a0a0" stroked="f"/>
         </w:pict>
       </w:r>
     </w:p>
@@ -20827,7 +21008,7 @@
     <w:p>
       <w:r>
         <w:pict w14:anchorId="24FC2C22">
-          <v:rect id="_x0000_i2201" style="width:0;height:1.5pt" o:hralign="center" o:hrstd="t" o:hr="t" fillcolor="#a0a0a0" stroked="f"/>
+          <v:rect id="_x0000_i1115" style="width:0;height:1.5pt" o:hralign="center" o:hrstd="t" o:hr="t" fillcolor="#a0a0a0" stroked="f"/>
         </w:pict>
       </w:r>
     </w:p>
@@ -20925,7 +21106,7 @@
     <w:p>
       <w:r>
         <w:pict w14:anchorId="7935D3D0">
-          <v:rect id="_x0000_i2202" style="width:0;height:1.5pt" o:hralign="center" o:hrstd="t" o:hr="t" fillcolor="#a0a0a0" stroked="f"/>
+          <v:rect id="_x0000_i1116" style="width:0;height:1.5pt" o:hralign="center" o:hrstd="t" o:hr="t" fillcolor="#a0a0a0" stroked="f"/>
         </w:pict>
       </w:r>
     </w:p>
@@ -21017,7 +21198,7 @@
     <w:p>
       <w:r>
         <w:pict w14:anchorId="210BCCFF">
-          <v:rect id="_x0000_i2203" style="width:0;height:1.5pt" o:hralign="center" o:hrstd="t" o:hr="t" fillcolor="#a0a0a0" stroked="f"/>
+          <v:rect id="_x0000_i1117" style="width:0;height:1.5pt" o:hralign="center" o:hrstd="t" o:hr="t" fillcolor="#a0a0a0" stroked="f"/>
         </w:pict>
       </w:r>
     </w:p>
@@ -21126,7 +21307,7 @@
     <w:p>
       <w:r>
         <w:pict w14:anchorId="5CC424FB">
-          <v:rect id="_x0000_i2204" style="width:0;height:1.5pt" o:hralign="center" o:hrstd="t" o:hr="t" fillcolor="#a0a0a0" stroked="f"/>
+          <v:rect id="_x0000_i1118" style="width:0;height:1.5pt" o:hralign="center" o:hrstd="t" o:hr="t" fillcolor="#a0a0a0" stroked="f"/>
         </w:pict>
       </w:r>
     </w:p>
@@ -21340,7 +21521,7 @@
     <w:p>
       <w:r>
         <w:pict w14:anchorId="6BCBA2EC">
-          <v:rect id="_x0000_i2205" style="width:0;height:1.5pt" o:hralign="center" o:hrstd="t" o:hr="t" fillcolor="#a0a0a0" stroked="f"/>
+          <v:rect id="_x0000_i1119" style="width:0;height:1.5pt" o:hralign="center" o:hrstd="t" o:hr="t" fillcolor="#a0a0a0" stroked="f"/>
         </w:pict>
       </w:r>
     </w:p>
@@ -21437,7 +21618,7 @@
     <w:p>
       <w:r>
         <w:pict w14:anchorId="7E362D98">
-          <v:rect id="_x0000_i2206" style="width:0;height:1.5pt" o:hralign="center" o:hrstd="t" o:hr="t" fillcolor="#a0a0a0" stroked="f"/>
+          <v:rect id="_x0000_i1120" style="width:0;height:1.5pt" o:hralign="center" o:hrstd="t" o:hr="t" fillcolor="#a0a0a0" stroked="f"/>
         </w:pict>
       </w:r>
     </w:p>
@@ -21935,7 +22116,7 @@
     <w:p>
       <w:r>
         <w:pict w14:anchorId="7F8015C7">
-          <v:rect id="_x0000_i2207" style="width:0;height:1.5pt" o:hralign="center" o:hrstd="t" o:hr="t" fillcolor="#a0a0a0" stroked="f"/>
+          <v:rect id="_x0000_i1121" style="width:0;height:1.5pt" o:hralign="center" o:hrstd="t" o:hr="t" fillcolor="#a0a0a0" stroked="f"/>
         </w:pict>
       </w:r>
     </w:p>
@@ -22146,7 +22327,7 @@
     <w:p>
       <w:r>
         <w:pict w14:anchorId="6FD07358">
-          <v:rect id="_x0000_i2208" style="width:0;height:1.5pt" o:hralign="center" o:hrstd="t" o:hr="t" fillcolor="#a0a0a0" stroked="f"/>
+          <v:rect id="_x0000_i1122" style="width:0;height:1.5pt" o:hralign="center" o:hrstd="t" o:hr="t" fillcolor="#a0a0a0" stroked="f"/>
         </w:pict>
       </w:r>
     </w:p>
@@ -22505,7 +22686,7 @@
     <w:p>
       <w:r>
         <w:pict w14:anchorId="2AE5E125">
-          <v:rect id="_x0000_i2209" style="width:0;height:1.5pt" o:hralign="center" o:hrstd="t" o:hr="t" fillcolor="#a0a0a0" stroked="f"/>
+          <v:rect id="_x0000_i1123" style="width:0;height:1.5pt" o:hralign="center" o:hrstd="t" o:hr="t" fillcolor="#a0a0a0" stroked="f"/>
         </w:pict>
       </w:r>
     </w:p>
@@ -22633,7 +22814,7 @@
     <w:p>
       <w:r>
         <w:pict w14:anchorId="4FFB0AC1">
-          <v:rect id="_x0000_i2210" style="width:0;height:1.5pt" o:hralign="center" o:hrstd="t" o:hr="t" fillcolor="#a0a0a0" stroked="f"/>
+          <v:rect id="_x0000_i1124" style="width:0;height:1.5pt" o:hralign="center" o:hrstd="t" o:hr="t" fillcolor="#a0a0a0" stroked="f"/>
         </w:pict>
       </w:r>
     </w:p>
@@ -22675,7 +22856,7 @@
     <w:p>
       <w:r>
         <w:pict w14:anchorId="595EC186">
-          <v:rect id="_x0000_i1729" style="width:0;height:1.5pt" o:hralign="center" o:hrstd="t" o:hr="t" fillcolor="#a0a0a0" stroked="f"/>
+          <v:rect id="_x0000_i1125" style="width:0;height:1.5pt" o:hralign="center" o:hrstd="t" o:hr="t" fillcolor="#a0a0a0" stroked="f"/>
         </w:pict>
       </w:r>
     </w:p>
@@ -22799,6 +22980,9 @@
     </w:p>
     <w:p>
       <w:r>
+        <w:rPr>
+          <w:noProof/>
+        </w:rPr>
         <w:lastRenderedPageBreak/>
         <w:drawing>
           <wp:inline distT="0" distB="0" distL="0" distR="0" wp14:anchorId="676411DD" wp14:editId="7A6B41A7">
@@ -22852,6 +23036,9 @@
     </w:p>
     <w:p>
       <w:r>
+        <w:rPr>
+          <w:noProof/>
+        </w:rPr>
         <mc:AlternateContent>
           <mc:Choice Requires="wps">
             <w:drawing>
@@ -22922,6 +23109,9 @@
     </w:p>
     <w:p>
       <w:r>
+        <w:rPr>
+          <w:noProof/>
+        </w:rPr>
         <w:lastRenderedPageBreak/>
         <w:drawing>
           <wp:inline distT="0" distB="0" distL="0" distR="0" wp14:anchorId="0B261497" wp14:editId="57E2CB80">
@@ -22976,7 +23166,7 @@
     <w:p>
       <w:r>
         <w:pict w14:anchorId="4EF0AAD7">
-          <v:rect id="_x0000_i2316" style="width:0;height:1.5pt" o:hralign="center" o:hrstd="t" o:hr="t" fillcolor="#a0a0a0" stroked="f"/>
+          <v:rect id="_x0000_i1126" style="width:0;height:1.5pt" o:hralign="center" o:hrstd="t" o:hr="t" fillcolor="#a0a0a0" stroked="f"/>
         </w:pict>
       </w:r>
     </w:p>
@@ -23155,7 +23345,7 @@
     <w:p>
       <w:r>
         <w:pict w14:anchorId="01D6C69D">
-          <v:rect id="_x0000_i2317" style="width:0;height:1.5pt" o:hralign="center" o:hrstd="t" o:hr="t" fillcolor="#a0a0a0" stroked="f"/>
+          <v:rect id="_x0000_i1127" style="width:0;height:1.5pt" o:hralign="center" o:hrstd="t" o:hr="t" fillcolor="#a0a0a0" stroked="f"/>
         </w:pict>
       </w:r>
     </w:p>
@@ -23364,7 +23554,7 @@
     <w:p>
       <w:r>
         <w:pict w14:anchorId="278E139C">
-          <v:rect id="_x0000_i2318" style="width:0;height:1.5pt" o:hralign="center" o:hrstd="t" o:hr="t" fillcolor="#a0a0a0" stroked="f"/>
+          <v:rect id="_x0000_i1128" style="width:0;height:1.5pt" o:hralign="center" o:hrstd="t" o:hr="t" fillcolor="#a0a0a0" stroked="f"/>
         </w:pict>
       </w:r>
     </w:p>
@@ -23501,7 +23691,7 @@
     <w:p>
       <w:r>
         <w:pict w14:anchorId="1092FF59">
-          <v:rect id="_x0000_i2319" style="width:0;height:1.5pt" o:hralign="center" o:hrstd="t" o:hr="t" fillcolor="#a0a0a0" stroked="f"/>
+          <v:rect id="_x0000_i1129" style="width:0;height:1.5pt" o:hralign="center" o:hrstd="t" o:hr="t" fillcolor="#a0a0a0" stroked="f"/>
         </w:pict>
       </w:r>
     </w:p>
@@ -23593,7 +23783,7 @@
     <w:p>
       <w:r>
         <w:pict w14:anchorId="725AC23C">
-          <v:rect id="_x0000_i2320" style="width:0;height:1.5pt" o:hralign="center" o:hrstd="t" o:hr="t" fillcolor="#a0a0a0" stroked="f"/>
+          <v:rect id="_x0000_i1130" style="width:0;height:1.5pt" o:hralign="center" o:hrstd="t" o:hr="t" fillcolor="#a0a0a0" stroked="f"/>
         </w:pict>
       </w:r>
     </w:p>
@@ -23667,7 +23857,7 @@
     <w:p>
       <w:r>
         <w:pict w14:anchorId="1EDA6DE3">
-          <v:rect id="_x0000_i2321" style="width:0;height:1.5pt" o:hralign="center" o:hrstd="t" o:hr="t" fillcolor="#a0a0a0" stroked="f"/>
+          <v:rect id="_x0000_i1131" style="width:0;height:1.5pt" o:hralign="center" o:hrstd="t" o:hr="t" fillcolor="#a0a0a0" stroked="f"/>
         </w:pict>
       </w:r>
     </w:p>
@@ -23882,7 +24072,7 @@
     <w:p>
       <w:r>
         <w:pict w14:anchorId="3CB65B22">
-          <v:rect id="_x0000_i2322" style="width:0;height:1.5pt" o:hralign="center" o:hrstd="t" o:hr="t" fillcolor="#a0a0a0" stroked="f"/>
+          <v:rect id="_x0000_i1132" style="width:0;height:1.5pt" o:hralign="center" o:hrstd="t" o:hr="t" fillcolor="#a0a0a0" stroked="f"/>
         </w:pict>
       </w:r>
     </w:p>
@@ -23979,7 +24169,7 @@
     <w:p>
       <w:r>
         <w:pict w14:anchorId="3AD2EDA3">
-          <v:rect id="_x0000_i2323" style="width:0;height:1.5pt" o:hralign="center" o:hrstd="t" o:hr="t" fillcolor="#a0a0a0" stroked="f"/>
+          <v:rect id="_x0000_i1133" style="width:0;height:1.5pt" o:hralign="center" o:hrstd="t" o:hr="t" fillcolor="#a0a0a0" stroked="f"/>
         </w:pict>
       </w:r>
     </w:p>
@@ -24503,7 +24693,7 @@
     <w:p>
       <w:r>
         <w:pict w14:anchorId="48F3483A">
-          <v:rect id="_x0000_i2324" style="width:0;height:1.5pt" o:hralign="center" o:hrstd="t" o:hr="t" fillcolor="#a0a0a0" stroked="f"/>
+          <v:rect id="_x0000_i1134" style="width:0;height:1.5pt" o:hralign="center" o:hrstd="t" o:hr="t" fillcolor="#a0a0a0" stroked="f"/>
         </w:pict>
       </w:r>
     </w:p>
@@ -24647,7 +24837,7 @@
     <w:p>
       <w:r>
         <w:pict w14:anchorId="3826B3E2">
-          <v:rect id="_x0000_i2325" style="width:0;height:1.5pt" o:hralign="center" o:hrstd="t" o:hr="t" fillcolor="#a0a0a0" stroked="f"/>
+          <v:rect id="_x0000_i1135" style="width:0;height:1.5pt" o:hralign="center" o:hrstd="t" o:hr="t" fillcolor="#a0a0a0" stroked="f"/>
         </w:pict>
       </w:r>
     </w:p>
@@ -25034,7 +25224,7 @@
     <w:p>
       <w:r>
         <w:pict w14:anchorId="3FCFC4A3">
-          <v:rect id="_x0000_i2326" style="width:0;height:1.5pt" o:hralign="center" o:hrstd="t" o:hr="t" fillcolor="#a0a0a0" stroked="f"/>
+          <v:rect id="_x0000_i1136" style="width:0;height:1.5pt" o:hralign="center" o:hrstd="t" o:hr="t" fillcolor="#a0a0a0" stroked="f"/>
         </w:pict>
       </w:r>
     </w:p>
@@ -25140,7 +25330,7 @@
     <w:p>
       <w:r>
         <w:pict w14:anchorId="20B76B65">
-          <v:rect id="_x0000_i2327" style="width:0;height:1.5pt" o:hralign="center" o:hrstd="t" o:hr="t" fillcolor="#a0a0a0" stroked="f"/>
+          <v:rect id="_x0000_i1137" style="width:0;height:1.5pt" o:hralign="center" o:hrstd="t" o:hr="t" fillcolor="#a0a0a0" stroked="f"/>
         </w:pict>
       </w:r>
     </w:p>
@@ -25198,7 +25388,7 @@
     <w:p>
       <w:r>
         <w:pict w14:anchorId="23330693">
-          <v:rect id="_x0000_i1730" style="width:0;height:1.5pt" o:hralign="center" o:hrstd="t" o:hr="t" fillcolor="#a0a0a0" stroked="f"/>
+          <v:rect id="_x0000_i1138" style="width:0;height:1.5pt" o:hralign="center" o:hrstd="t" o:hr="t" fillcolor="#a0a0a0" stroked="f"/>
         </w:pict>
       </w:r>
     </w:p>
@@ -25229,6 +25419,9 @@
     </w:p>
     <w:p>
       <w:r>
+        <w:rPr>
+          <w:noProof/>
+        </w:rPr>
         <w:drawing>
           <wp:inline distT="0" distB="0" distL="0" distR="0" wp14:anchorId="2987BB5A" wp14:editId="14B9CB90">
             <wp:extent cx="5731510" cy="1972945"/>
@@ -25281,6 +25474,9 @@
     </w:p>
     <w:p>
       <w:r>
+        <w:rPr>
+          <w:noProof/>
+        </w:rPr>
         <w:lastRenderedPageBreak/>
         <w:drawing>
           <wp:inline distT="0" distB="0" distL="0" distR="0" wp14:anchorId="572B3533" wp14:editId="54A807BD">
@@ -25334,6 +25530,9 @@
     </w:p>
     <w:p>
       <w:r>
+        <w:rPr>
+          <w:noProof/>
+        </w:rPr>
         <w:drawing>
           <wp:inline distT="0" distB="0" distL="0" distR="0" wp14:anchorId="2FA4C6A3" wp14:editId="4FF335CD">
             <wp:extent cx="5731510" cy="2291715"/>
@@ -25387,7 +25586,7 @@
     <w:p>
       <w:r>
         <w:pict w14:anchorId="5F651E46">
-          <v:rect id="_x0000_i2445" style="width:0;height:1.5pt" o:hralign="center" o:hrstd="t" o:hr="t" fillcolor="#a0a0a0" stroked="f"/>
+          <v:rect id="_x0000_i1139" style="width:0;height:1.5pt" o:hralign="center" o:hrstd="t" o:hr="t" fillcolor="#a0a0a0" stroked="f"/>
         </w:pict>
       </w:r>
     </w:p>
@@ -25563,7 +25762,7 @@
     <w:p>
       <w:r>
         <w:pict w14:anchorId="45475313">
-          <v:rect id="_x0000_i2446" style="width:0;height:1.5pt" o:hralign="center" o:hrstd="t" o:hr="t" fillcolor="#a0a0a0" stroked="f"/>
+          <v:rect id="_x0000_i1140" style="width:0;height:1.5pt" o:hralign="center" o:hrstd="t" o:hr="t" fillcolor="#a0a0a0" stroked="f"/>
         </w:pict>
       </w:r>
     </w:p>
@@ -25743,7 +25942,7 @@
     <w:p>
       <w:r>
         <w:pict w14:anchorId="5C4ACC1A">
-          <v:rect id="_x0000_i2447" style="width:0;height:1.5pt" o:hralign="center" o:hrstd="t" o:hr="t" fillcolor="#a0a0a0" stroked="f"/>
+          <v:rect id="_x0000_i1141" style="width:0;height:1.5pt" o:hralign="center" o:hrstd="t" o:hr="t" fillcolor="#a0a0a0" stroked="f"/>
         </w:pict>
       </w:r>
     </w:p>
@@ -25869,7 +26068,7 @@
     <w:p>
       <w:r>
         <w:pict w14:anchorId="3C84F73C">
-          <v:rect id="_x0000_i2448" style="width:0;height:1.5pt" o:hralign="center" o:hrstd="t" o:hr="t" fillcolor="#a0a0a0" stroked="f"/>
+          <v:rect id="_x0000_i1142" style="width:0;height:1.5pt" o:hralign="center" o:hrstd="t" o:hr="t" fillcolor="#a0a0a0" stroked="f"/>
         </w:pict>
       </w:r>
     </w:p>
@@ -25957,7 +26156,7 @@
     <w:p>
       <w:r>
         <w:pict w14:anchorId="540D80F4">
-          <v:rect id="_x0000_i2449" style="width:0;height:1.5pt" o:hralign="center" o:hrstd="t" o:hr="t" fillcolor="#a0a0a0" stroked="f"/>
+          <v:rect id="_x0000_i1143" style="width:0;height:1.5pt" o:hralign="center" o:hrstd="t" o:hr="t" fillcolor="#a0a0a0" stroked="f"/>
         </w:pict>
       </w:r>
     </w:p>
@@ -26023,7 +26222,7 @@
     <w:p>
       <w:r>
         <w:pict w14:anchorId="2518E769">
-          <v:rect id="_x0000_i2450" style="width:0;height:1.5pt" o:hralign="center" o:hrstd="t" o:hr="t" fillcolor="#a0a0a0" stroked="f"/>
+          <v:rect id="_x0000_i1144" style="width:0;height:1.5pt" o:hralign="center" o:hrstd="t" o:hr="t" fillcolor="#a0a0a0" stroked="f"/>
         </w:pict>
       </w:r>
     </w:p>
@@ -26304,7 +26503,7 @@
     <w:p>
       <w:r>
         <w:pict w14:anchorId="477267A8">
-          <v:rect id="_x0000_i2451" style="width:0;height:1.5pt" o:hralign="center" o:hrstd="t" o:hr="t" fillcolor="#a0a0a0" stroked="f"/>
+          <v:rect id="_x0000_i1145" style="width:0;height:1.5pt" o:hralign="center" o:hrstd="t" o:hr="t" fillcolor="#a0a0a0" stroked="f"/>
         </w:pict>
       </w:r>
     </w:p>
@@ -26397,7 +26596,7 @@
     <w:p>
       <w:r>
         <w:pict w14:anchorId="0AFF80EF">
-          <v:rect id="_x0000_i2452" style="width:0;height:1.5pt" o:hralign="center" o:hrstd="t" o:hr="t" fillcolor="#a0a0a0" stroked="f"/>
+          <v:rect id="_x0000_i1146" style="width:0;height:1.5pt" o:hralign="center" o:hrstd="t" o:hr="t" fillcolor="#a0a0a0" stroked="f"/>
         </w:pict>
       </w:r>
     </w:p>
@@ -26896,7 +27095,7 @@
     <w:p>
       <w:r>
         <w:pict w14:anchorId="07020FB1">
-          <v:rect id="_x0000_i2453" style="width:0;height:1.5pt" o:hralign="center" o:hrstd="t" o:hr="t" fillcolor="#a0a0a0" stroked="f"/>
+          <v:rect id="_x0000_i1147" style="width:0;height:1.5pt" o:hralign="center" o:hrstd="t" o:hr="t" fillcolor="#a0a0a0" stroked="f"/>
         </w:pict>
       </w:r>
     </w:p>
@@ -27023,7 +27222,7 @@
     <w:p>
       <w:r>
         <w:pict w14:anchorId="7520BBFC">
-          <v:rect id="_x0000_i2454" style="width:0;height:1.5pt" o:hralign="center" o:hrstd="t" o:hr="t" fillcolor="#a0a0a0" stroked="f"/>
+          <v:rect id="_x0000_i1148" style="width:0;height:1.5pt" o:hralign="center" o:hrstd="t" o:hr="t" fillcolor="#a0a0a0" stroked="f"/>
         </w:pict>
       </w:r>
     </w:p>
@@ -27518,7 +27717,7 @@
       <w:r>
         <w:lastRenderedPageBreak/>
         <w:pict w14:anchorId="03D8A5B7">
-          <v:rect id="_x0000_i2455" style="width:0;height:1.5pt" o:hralign="center" o:hrstd="t" o:hr="t" fillcolor="#a0a0a0" stroked="f"/>
+          <v:rect id="_x0000_i1149" style="width:0;height:1.5pt" o:hralign="center" o:hrstd="t" o:hr="t" fillcolor="#a0a0a0" stroked="f"/>
         </w:pict>
       </w:r>
     </w:p>
@@ -27888,7 +28087,7 @@
     <w:p>
       <w:r>
         <w:pict w14:anchorId="295A1800">
-          <v:rect id="_x0000_i2456" style="width:0;height:1.5pt" o:hralign="center" o:hrstd="t" o:hr="t" fillcolor="#a0a0a0" stroked="f"/>
+          <v:rect id="_x0000_i1150" style="width:0;height:1.5pt" o:hralign="center" o:hrstd="t" o:hr="t" fillcolor="#a0a0a0" stroked="f"/>
         </w:pict>
       </w:r>
     </w:p>
@@ -27943,7 +28142,7 @@
     <w:p>
       <w:r>
         <w:pict w14:anchorId="00578C86">
-          <v:rect id="_x0000_i2457" style="width:0;height:1.5pt" o:hralign="center" o:hrstd="t" o:hr="t" fillcolor="#a0a0a0" stroked="f"/>
+          <v:rect id="_x0000_i1151" style="width:0;height:1.5pt" o:hralign="center" o:hrstd="t" o:hr="t" fillcolor="#a0a0a0" stroked="f"/>
         </w:pict>
       </w:r>
     </w:p>
@@ -28056,7 +28255,7 @@
     <w:p>
       <w:r>
         <w:pict w14:anchorId="39B69FF6">
-          <v:rect id="_x0000_i2458" style="width:0;height:1.5pt" o:hralign="center" o:hrstd="t" o:hr="t" fillcolor="#a0a0a0" stroked="f"/>
+          <v:rect id="_x0000_i1152" style="width:0;height:1.5pt" o:hralign="center" o:hrstd="t" o:hr="t" fillcolor="#a0a0a0" stroked="f"/>
         </w:pict>
       </w:r>
     </w:p>
@@ -28097,7 +28296,7 @@
     <w:p>
       <w:r>
         <w:pict w14:anchorId="77900785">
-          <v:rect id="_x0000_i1731" style="width:0;height:1.5pt" o:hralign="center" o:hrstd="t" o:hr="t" fillcolor="#a0a0a0" stroked="f"/>
+          <v:rect id="_x0000_i1153" style="width:0;height:1.5pt" o:hralign="center" o:hrstd="t" o:hr="t" fillcolor="#a0a0a0" stroked="f"/>
         </w:pict>
       </w:r>
     </w:p>
@@ -28220,6 +28419,9 @@
     </w:p>
     <w:p>
       <w:r>
+        <w:rPr>
+          <w:noProof/>
+        </w:rPr>
         <w:drawing>
           <wp:inline distT="0" distB="0" distL="0" distR="0" wp14:anchorId="1C463FA9" wp14:editId="54A7BFF5">
             <wp:extent cx="5731510" cy="3223895"/>
@@ -28272,6 +28474,9 @@
     </w:p>
     <w:p>
       <w:r>
+        <w:rPr>
+          <w:noProof/>
+        </w:rPr>
         <mc:AlternateContent>
           <mc:Choice Requires="wps">
             <w:drawing>
@@ -28342,6 +28547,9 @@
     </w:p>
     <w:p>
       <w:r>
+        <w:rPr>
+          <w:noProof/>
+        </w:rPr>
         <w:lastRenderedPageBreak/>
         <w:drawing>
           <wp:inline distT="0" distB="0" distL="0" distR="0" wp14:anchorId="2D451BEC" wp14:editId="29F79246">
@@ -28396,7 +28604,7 @@
     <w:p>
       <w:r>
         <w:pict w14:anchorId="4F4CF0FE">
-          <v:rect id="_x0000_i2578" style="width:0;height:1.5pt" o:hralign="center" o:hrstd="t" o:hr="t" fillcolor="#a0a0a0" stroked="f"/>
+          <v:rect id="_x0000_i1154" style="width:0;height:1.5pt" o:hralign="center" o:hrstd="t" o:hr="t" fillcolor="#a0a0a0" stroked="f"/>
         </w:pict>
       </w:r>
     </w:p>
@@ -28559,7 +28767,7 @@
     <w:p>
       <w:r>
         <w:pict w14:anchorId="55C62C52">
-          <v:rect id="_x0000_i2579" style="width:0;height:1.5pt" o:hralign="center" o:hrstd="t" o:hr="t" fillcolor="#a0a0a0" stroked="f"/>
+          <v:rect id="_x0000_i1155" style="width:0;height:1.5pt" o:hralign="center" o:hrstd="t" o:hr="t" fillcolor="#a0a0a0" stroked="f"/>
         </w:pict>
       </w:r>
     </w:p>
@@ -28731,7 +28939,7 @@
     <w:p>
       <w:r>
         <w:pict w14:anchorId="2E9F1CC8">
-          <v:rect id="_x0000_i2580" style="width:0;height:1.5pt" o:hralign="center" o:hrstd="t" o:hr="t" fillcolor="#a0a0a0" stroked="f"/>
+          <v:rect id="_x0000_i1156" style="width:0;height:1.5pt" o:hralign="center" o:hrstd="t" o:hr="t" fillcolor="#a0a0a0" stroked="f"/>
         </w:pict>
       </w:r>
     </w:p>
@@ -28842,7 +29050,7 @@
     <w:p>
       <w:r>
         <w:pict w14:anchorId="291FFA14">
-          <v:rect id="_x0000_i2581" style="width:0;height:1.5pt" o:hralign="center" o:hrstd="t" o:hr="t" fillcolor="#a0a0a0" stroked="f"/>
+          <v:rect id="_x0000_i1157" style="width:0;height:1.5pt" o:hralign="center" o:hrstd="t" o:hr="t" fillcolor="#a0a0a0" stroked="f"/>
         </w:pict>
       </w:r>
     </w:p>
@@ -28935,7 +29143,7 @@
     <w:p>
       <w:r>
         <w:pict w14:anchorId="4AC98770">
-          <v:rect id="_x0000_i2582" style="width:0;height:1.5pt" o:hralign="center" o:hrstd="t" o:hr="t" fillcolor="#a0a0a0" stroked="f"/>
+          <v:rect id="_x0000_i1158" style="width:0;height:1.5pt" o:hralign="center" o:hrstd="t" o:hr="t" fillcolor="#a0a0a0" stroked="f"/>
         </w:pict>
       </w:r>
     </w:p>
@@ -29044,7 +29252,7 @@
     <w:p>
       <w:r>
         <w:pict w14:anchorId="305DBA0A">
-          <v:rect id="_x0000_i2583" style="width:0;height:1.5pt" o:hralign="center" o:hrstd="t" o:hr="t" fillcolor="#a0a0a0" stroked="f"/>
+          <v:rect id="_x0000_i1159" style="width:0;height:1.5pt" o:hralign="center" o:hrstd="t" o:hr="t" fillcolor="#a0a0a0" stroked="f"/>
         </w:pict>
       </w:r>
     </w:p>
@@ -29138,7 +29346,7 @@
     <w:p>
       <w:r>
         <w:pict w14:anchorId="16B6F01F">
-          <v:rect id="_x0000_i2584" style="width:0;height:1.5pt" o:hralign="center" o:hrstd="t" o:hr="t" fillcolor="#a0a0a0" stroked="f"/>
+          <v:rect id="_x0000_i1160" style="width:0;height:1.5pt" o:hralign="center" o:hrstd="t" o:hr="t" fillcolor="#a0a0a0" stroked="f"/>
         </w:pict>
       </w:r>
     </w:p>
@@ -29213,7 +29421,7 @@
     <w:p>
       <w:r>
         <w:pict w14:anchorId="03268A9D">
-          <v:rect id="_x0000_i2585" style="width:0;height:1.5pt" o:hralign="center" o:hrstd="t" o:hr="t" fillcolor="#a0a0a0" stroked="f"/>
+          <v:rect id="_x0000_i1161" style="width:0;height:1.5pt" o:hralign="center" o:hrstd="t" o:hr="t" fillcolor="#a0a0a0" stroked="f"/>
         </w:pict>
       </w:r>
     </w:p>
@@ -29608,7 +29816,7 @@
     <w:p>
       <w:r>
         <w:pict w14:anchorId="78A06919">
-          <v:rect id="_x0000_i2586" style="width:0;height:1.5pt" o:hralign="center" o:hrstd="t" o:hr="t" fillcolor="#a0a0a0" stroked="f"/>
+          <v:rect id="_x0000_i1162" style="width:0;height:1.5pt" o:hralign="center" o:hrstd="t" o:hr="t" fillcolor="#a0a0a0" stroked="f"/>
         </w:pict>
       </w:r>
     </w:p>
@@ -30026,7 +30234,7 @@
     <w:p>
       <w:r>
         <w:pict w14:anchorId="3CECC98A">
-          <v:rect id="_x0000_i2587" style="width:0;height:1.5pt" o:hralign="center" o:hrstd="t" o:hr="t" fillcolor="#a0a0a0" stroked="f"/>
+          <v:rect id="_x0000_i1163" style="width:0;height:1.5pt" o:hralign="center" o:hrstd="t" o:hr="t" fillcolor="#a0a0a0" stroked="f"/>
         </w:pict>
       </w:r>
     </w:p>
@@ -30114,7 +30322,7 @@
       <w:r>
         <w:lastRenderedPageBreak/>
         <w:pict w14:anchorId="62FC7B70">
-          <v:rect id="_x0000_i2588" style="width:0;height:1.5pt" o:hralign="center" o:hrstd="t" o:hr="t" fillcolor="#a0a0a0" stroked="f"/>
+          <v:rect id="_x0000_i1164" style="width:0;height:1.5pt" o:hralign="center" o:hrstd="t" o:hr="t" fillcolor="#a0a0a0" stroked="f"/>
         </w:pict>
       </w:r>
     </w:p>
@@ -30431,7 +30639,7 @@
     <w:p>
       <w:r>
         <w:pict w14:anchorId="0B185C65">
-          <v:rect id="_x0000_i2589" style="width:0;height:1.5pt" o:hralign="center" o:hrstd="t" o:hr="t" fillcolor="#a0a0a0" stroked="f"/>
+          <v:rect id="_x0000_i1165" style="width:0;height:1.5pt" o:hralign="center" o:hrstd="t" o:hr="t" fillcolor="#a0a0a0" stroked="f"/>
         </w:pict>
       </w:r>
     </w:p>
@@ -30486,7 +30694,7 @@
     <w:p>
       <w:r>
         <w:pict w14:anchorId="409D46F6">
-          <v:rect id="_x0000_i2590" style="width:0;height:1.5pt" o:hralign="center" o:hrstd="t" o:hr="t" fillcolor="#a0a0a0" stroked="f"/>
+          <v:rect id="_x0000_i1166" style="width:0;height:1.5pt" o:hralign="center" o:hrstd="t" o:hr="t" fillcolor="#a0a0a0" stroked="f"/>
         </w:pict>
       </w:r>
     </w:p>
@@ -30587,7 +30795,7 @@
     <w:p>
       <w:r>
         <w:pict w14:anchorId="6CB83504">
-          <v:rect id="_x0000_i2591" style="width:0;height:1.5pt" o:hralign="center" o:hrstd="t" o:hr="t" fillcolor="#a0a0a0" stroked="f"/>
+          <v:rect id="_x0000_i1167" style="width:0;height:1.5pt" o:hralign="center" o:hrstd="t" o:hr="t" fillcolor="#a0a0a0" stroked="f"/>
         </w:pict>
       </w:r>
     </w:p>
@@ -30628,7 +30836,7 @@
     <w:p>
       <w:r>
         <w:pict w14:anchorId="6B7D7C83">
-          <v:rect id="_x0000_i1732" style="width:0;height:1.5pt" o:hralign="center" o:hrstd="t" o:hr="t" fillcolor="#a0a0a0" stroked="f"/>
+          <v:rect id="_x0000_i1168" style="width:0;height:1.5pt" o:hralign="center" o:hrstd="t" o:hr="t" fillcolor="#a0a0a0" stroked="f"/>
         </w:pict>
       </w:r>
     </w:p>
@@ -30659,6 +30867,9 @@
     </w:p>
     <w:p>
       <w:r>
+        <w:rPr>
+          <w:noProof/>
+        </w:rPr>
         <mc:AlternateContent>
           <mc:Choice Requires="wps">
             <w:drawing>
@@ -30729,6 +30940,9 @@
     </w:p>
     <w:p>
       <w:r>
+        <w:rPr>
+          <w:noProof/>
+        </w:rPr>
         <mc:AlternateContent>
           <mc:Choice Requires="wps">
             <w:drawing>
@@ -30799,6 +31013,9 @@
     </w:p>
     <w:p>
       <w:r>
+        <w:rPr>
+          <w:noProof/>
+        </w:rPr>
         <mc:AlternateContent>
           <mc:Choice Requires="wps">
             <w:drawing>
@@ -30870,7 +31087,7 @@
     <w:p>
       <w:r>
         <w:pict w14:anchorId="268B8F80">
-          <v:rect id="_x0000_i2711" style="width:0;height:1.5pt" o:hralign="center" o:hrstd="t" o:hr="t" fillcolor="#a0a0a0" stroked="f"/>
+          <v:rect id="_x0000_i1169" style="width:0;height:1.5pt" o:hralign="center" o:hrstd="t" o:hr="t" fillcolor="#a0a0a0" stroked="f"/>
         </w:pict>
       </w:r>
     </w:p>
@@ -31078,7 +31295,7 @@
     <w:p>
       <w:r>
         <w:pict w14:anchorId="530CEB61">
-          <v:rect id="_x0000_i2712" style="width:0;height:1.5pt" o:hralign="center" o:hrstd="t" o:hr="t" fillcolor="#a0a0a0" stroked="f"/>
+          <v:rect id="_x0000_i1170" style="width:0;height:1.5pt" o:hralign="center" o:hrstd="t" o:hr="t" fillcolor="#a0a0a0" stroked="f"/>
         </w:pict>
       </w:r>
     </w:p>
@@ -31249,7 +31466,7 @@
     <w:p>
       <w:r>
         <w:pict w14:anchorId="31AEC5D3">
-          <v:rect id="_x0000_i2713" style="width:0;height:1.5pt" o:hralign="center" o:hrstd="t" o:hr="t" fillcolor="#a0a0a0" stroked="f"/>
+          <v:rect id="_x0000_i1171" style="width:0;height:1.5pt" o:hralign="center" o:hrstd="t" o:hr="t" fillcolor="#a0a0a0" stroked="f"/>
         </w:pict>
       </w:r>
     </w:p>
@@ -31385,7 +31602,7 @@
     <w:p>
       <w:r>
         <w:pict w14:anchorId="18E80479">
-          <v:rect id="_x0000_i2714" style="width:0;height:1.5pt" o:hralign="center" o:hrstd="t" o:hr="t" fillcolor="#a0a0a0" stroked="f"/>
+          <v:rect id="_x0000_i1172" style="width:0;height:1.5pt" o:hralign="center" o:hrstd="t" o:hr="t" fillcolor="#a0a0a0" stroked="f"/>
         </w:pict>
       </w:r>
     </w:p>
@@ -31459,7 +31676,7 @@
     <w:p>
       <w:r>
         <w:pict w14:anchorId="1800611D">
-          <v:rect id="_x0000_i2715" style="width:0;height:1.5pt" o:hralign="center" o:hrstd="t" o:hr="t" fillcolor="#a0a0a0" stroked="f"/>
+          <v:rect id="_x0000_i1173" style="width:0;height:1.5pt" o:hralign="center" o:hrstd="t" o:hr="t" fillcolor="#a0a0a0" stroked="f"/>
         </w:pict>
       </w:r>
     </w:p>
@@ -31543,7 +31760,7 @@
     <w:p>
       <w:r>
         <w:pict w14:anchorId="619A5021">
-          <v:rect id="_x0000_i2716" style="width:0;height:1.5pt" o:hralign="center" o:hrstd="t" o:hr="t" fillcolor="#a0a0a0" stroked="f"/>
+          <v:rect id="_x0000_i1174" style="width:0;height:1.5pt" o:hralign="center" o:hrstd="t" o:hr="t" fillcolor="#a0a0a0" stroked="f"/>
         </w:pict>
       </w:r>
     </w:p>
@@ -31617,7 +31834,7 @@
     <w:p>
       <w:r>
         <w:pict w14:anchorId="7800DD79">
-          <v:rect id="_x0000_i2717" style="width:0;height:1.5pt" o:hralign="center" o:hrstd="t" o:hr="t" fillcolor="#a0a0a0" stroked="f"/>
+          <v:rect id="_x0000_i1175" style="width:0;height:1.5pt" o:hralign="center" o:hrstd="t" o:hr="t" fillcolor="#a0a0a0" stroked="f"/>
         </w:pict>
       </w:r>
     </w:p>
@@ -31714,7 +31931,7 @@
     <w:p>
       <w:r>
         <w:pict w14:anchorId="543D62D7">
-          <v:rect id="_x0000_i2718" style="width:0;height:1.5pt" o:hralign="center" o:hrstd="t" o:hr="t" fillcolor="#a0a0a0" stroked="f"/>
+          <v:rect id="_x0000_i1176" style="width:0;height:1.5pt" o:hralign="center" o:hrstd="t" o:hr="t" fillcolor="#a0a0a0" stroked="f"/>
         </w:pict>
       </w:r>
     </w:p>
@@ -32127,7 +32344,7 @@
     <w:p>
       <w:r>
         <w:pict w14:anchorId="5205C3EC">
-          <v:rect id="_x0000_i2719" style="width:0;height:1.5pt" o:hralign="center" o:hrstd="t" o:hr="t" fillcolor="#a0a0a0" stroked="f"/>
+          <v:rect id="_x0000_i1177" style="width:0;height:1.5pt" o:hralign="center" o:hrstd="t" o:hr="t" fillcolor="#a0a0a0" stroked="f"/>
         </w:pict>
       </w:r>
     </w:p>
@@ -32248,7 +32465,7 @@
     <w:p>
       <w:r>
         <w:pict w14:anchorId="423A0B34">
-          <v:rect id="_x0000_i2720" style="width:0;height:1.5pt" o:hralign="center" o:hrstd="t" o:hr="t" fillcolor="#a0a0a0" stroked="f"/>
+          <v:rect id="_x0000_i1178" style="width:0;height:1.5pt" o:hralign="center" o:hrstd="t" o:hr="t" fillcolor="#a0a0a0" stroked="f"/>
         </w:pict>
       </w:r>
     </w:p>
@@ -32291,7 +32508,7 @@
       <w:r>
         <w:lastRenderedPageBreak/>
         <w:pict w14:anchorId="47CC94E5">
-          <v:rect id="_x0000_i2721" style="width:0;height:1.5pt" o:hralign="center" o:hrstd="t" o:hr="t" fillcolor="#a0a0a0" stroked="f"/>
+          <v:rect id="_x0000_i1179" style="width:0;height:1.5pt" o:hralign="center" o:hrstd="t" o:hr="t" fillcolor="#a0a0a0" stroked="f"/>
         </w:pict>
       </w:r>
     </w:p>
@@ -32678,7 +32895,7 @@
     <w:p>
       <w:r>
         <w:pict w14:anchorId="0E78E837">
-          <v:rect id="_x0000_i2722" style="width:0;height:1.5pt" o:hralign="center" o:hrstd="t" o:hr="t" fillcolor="#a0a0a0" stroked="f"/>
+          <v:rect id="_x0000_i1180" style="width:0;height:1.5pt" o:hralign="center" o:hrstd="t" o:hr="t" fillcolor="#a0a0a0" stroked="f"/>
         </w:pict>
       </w:r>
     </w:p>
@@ -32809,7 +33026,7 @@
     <w:p>
       <w:r>
         <w:pict w14:anchorId="4F714359">
-          <v:rect id="_x0000_i2723" style="width:0;height:1.5pt" o:hralign="center" o:hrstd="t" o:hr="t" fillcolor="#a0a0a0" stroked="f"/>
+          <v:rect id="_x0000_i1181" style="width:0;height:1.5pt" o:hralign="center" o:hrstd="t" o:hr="t" fillcolor="#a0a0a0" stroked="f"/>
         </w:pict>
       </w:r>
     </w:p>
@@ -32897,7 +33114,7 @@
       <w:r>
         <w:lastRenderedPageBreak/>
         <w:pict w14:anchorId="47317E1B">
-          <v:rect id="_x0000_i2724" style="width:0;height:1.5pt" o:hralign="center" o:hrstd="t" o:hr="t" fillcolor="#a0a0a0" stroked="f"/>
+          <v:rect id="_x0000_i1182" style="width:0;height:1.5pt" o:hralign="center" o:hrstd="t" o:hr="t" fillcolor="#a0a0a0" stroked="f"/>
         </w:pict>
       </w:r>
     </w:p>
@@ -32931,7 +33148,7 @@
     <w:p>
       <w:r>
         <w:pict w14:anchorId="481EAFE4">
-          <v:rect id="_x0000_i1733" style="width:0;height:1.5pt" o:hralign="center" o:hrstd="t" o:hr="t" fillcolor="#a0a0a0" stroked="f"/>
+          <v:rect id="_x0000_i1183" style="width:0;height:1.5pt" o:hralign="center" o:hrstd="t" o:hr="t" fillcolor="#a0a0a0" stroked="f"/>
         </w:pict>
       </w:r>
     </w:p>
@@ -33625,7 +33842,7 @@
     <w:p>
       <w:r>
         <w:pict w14:anchorId="5C4E92DF">
-          <v:rect id="_x0000_i1734" style="width:0;height:1.5pt" o:hralign="center" o:hrstd="t" o:hr="t" fillcolor="#a0a0a0" stroked="f"/>
+          <v:rect id="_x0000_i1184" style="width:0;height:1.5pt" o:hralign="center" o:hrstd="t" o:hr="t" fillcolor="#a0a0a0" stroked="f"/>
         </w:pict>
       </w:r>
     </w:p>
@@ -63125,6 +63342,7 @@
   <w:style w:type="character" w:default="1" w:styleId="DefaultParagraphFont">
     <w:name w:val="Default Paragraph Font"/>
     <w:uiPriority w:val="1"/>
+    <w:semiHidden/>
     <w:unhideWhenUsed/>
   </w:style>
   <w:style w:type="table" w:default="1" w:styleId="TableNormal">
